--- a/docs/07_Integration_Test.docx
+++ b/docs/07_Integration_Test.docx
@@ -7,31 +7,7 @@
         <w:pStyle w:val="Title"/>
       </w:pPr>
       <w:r>
-        <w:t xml:space="preserve">Integration Test</w:t>
-      </w:r>
-    </w:p>
-    <w:p>
-      <w:pPr>
-        <w:pStyle w:val="Subtitle"/>
-      </w:pPr>
-      <w:r>
-        <w:t xml:space="preserve">B2B Data Warehouse - Integration test specification and results</w:t>
-      </w:r>
-    </w:p>
-    <w:p>
-      <w:pPr>
-        <w:pStyle w:val="Author"/>
-      </w:pPr>
-      <w:r>
-        <w:t xml:space="preserve">Ali-Debugs</w:t>
-      </w:r>
-    </w:p>
-    <w:p>
-      <w:pPr>
-        <w:pStyle w:val="Date"/>
-      </w:pPr>
-      <w:r>
-        <w:t xml:space="preserve">22 October 2026</w:t>
+        <w:t>Integration Test</w:t>
       </w:r>
     </w:p>
     <w:p>
@@ -39,11 +15,41 @@
         <w:pStyle w:val="FirstParagraph"/>
       </w:pPr>
       <w:r>
+        <w:t xml:space="preserve">This document tests the whole pipeline from start to end: from the sources to the reports, including restarts, history, the incremental load, the upgrade and the release to PROD.</w:t>
+      </w:r>
+    </w:p>
+    <w:bookmarkStart w:id="9" w:name="result"/>
+    <w:p>
+      <w:pPr>
+        <w:pStyle w:val="Heading1"/>
+      </w:pPr>
+      <w:r>
         <w:rPr>
-          <w:b/>
-          <w:bCs/>
+          <w:rStyle w:val="SectionNumber"/>
         </w:rPr>
-        <w:t xml:space="preserve">Document control</w:t>
+        <w:t xml:space="preserve">1</w:t>
+      </w:r>
+      <w:r>
+        <w:tab/>
+      </w:r>
+      <w:r>
+        <w:t xml:space="preserve">Result</w:t>
+      </w:r>
+    </w:p>
+    <w:p>
+      <w:pPr>
+        <w:pStyle w:val="FirstParagraph"/>
+      </w:pPr>
+      <w:r>
+        <w:t xml:space="preserve">All 11 scenarios that were run passed. One more check, comparing the dashboard with the report views, is done by hand (scenario 12).</w:t>
+      </w:r>
+    </w:p>
+    <w:p>
+      <w:pPr>
+        <w:pStyle w:val="BodyText"/>
+      </w:pPr>
+      <w:r>
+        <w:t xml:space="preserve">The scenarios ran on a separate source and warehouse built only for this test (PostgreSQL 16, seed 42, 22 October 2026), so DEV and PROD were not touched. Scenarios 10 and 11 ran on GitHub.</w:t>
       </w:r>
     </w:p>
     <w:tbl>
@@ -54,8 +60,9 @@
         <w:tblLook w:firstRow="1" w:lastRow="0" w:firstColumn="0" w:lastColumn="0" w:noHBand="0" w:noVBand="0" w:val="0020"/>
       </w:tblPr>
       <w:tblGrid>
-        <w:gridCol w:w="1584"/>
-        <w:gridCol w:w="6336"/>
+        <w:gridCol w:w="792"/>
+        <w:gridCol w:w="5676"/>
+        <w:gridCol w:w="1452"/>
       </w:tblGrid>
       <w:tr>
         <w:trPr>
@@ -66,766 +73,485 @@
           <w:p>
             <w:pPr>
               <w:pStyle w:val="Compact"/>
-            </w:pPr>
-            <w:r>
-              <w:t xml:space="preserve">Item</w:t>
-            </w:r>
-          </w:p>
-        </w:tc>
-        <w:tc>
-          <w:tcPr/>
-          <w:p>
-            <w:pPr>
-              <w:pStyle w:val="Compact"/>
-            </w:pPr>
-            <w:r>
-              <w:t xml:space="preserve">Value</w:t>
-            </w:r>
-          </w:p>
-        </w:tc>
-      </w:tr>
-      <w:tr>
-        <w:tc>
-          <w:tcPr/>
-          <w:p>
-            <w:pPr>
-              <w:pStyle w:val="Compact"/>
-            </w:pPr>
-            <w:r>
-              <w:t xml:space="preserve">Project</w:t>
-            </w:r>
-          </w:p>
-        </w:tc>
-        <w:tc>
-          <w:tcPr/>
-          <w:p>
-            <w:pPr>
-              <w:pStyle w:val="Compact"/>
-            </w:pPr>
-            <w:r>
-              <w:t xml:space="preserve">B2B Data Warehouse (repository b2b-dw-pg)</w:t>
-            </w:r>
-          </w:p>
-        </w:tc>
-      </w:tr>
-      <w:tr>
-        <w:tc>
-          <w:tcPr/>
-          <w:p>
-            <w:pPr>
-              <w:pStyle w:val="Compact"/>
-            </w:pPr>
-            <w:r>
-              <w:t xml:space="preserve">Document</w:t>
-            </w:r>
-          </w:p>
-        </w:tc>
-        <w:tc>
-          <w:tcPr/>
-          <w:p>
-            <w:pPr>
-              <w:pStyle w:val="Compact"/>
-            </w:pPr>
-            <w:r>
-              <w:t xml:space="preserve">Integration Test</w:t>
-            </w:r>
-          </w:p>
-        </w:tc>
-      </w:tr>
-      <w:tr>
-        <w:tc>
-          <w:tcPr/>
-          <w:p>
-            <w:pPr>
-              <w:pStyle w:val="Compact"/>
-            </w:pPr>
-            <w:r>
-              <w:t xml:space="preserve">Version</w:t>
-            </w:r>
-          </w:p>
-        </w:tc>
-        <w:tc>
-          <w:tcPr/>
-          <w:p>
-            <w:pPr>
-              <w:pStyle w:val="Compact"/>
-            </w:pPr>
-            <w:r>
-              <w:t xml:space="preserve">1.0</w:t>
-            </w:r>
-          </w:p>
-        </w:tc>
-      </w:tr>
-      <w:tr>
-        <w:tc>
-          <w:tcPr/>
-          <w:p>
-            <w:pPr>
-              <w:pStyle w:val="Compact"/>
-            </w:pPr>
-            <w:r>
-              <w:t xml:space="preserve">Date</w:t>
-            </w:r>
-          </w:p>
-        </w:tc>
-        <w:tc>
-          <w:tcPr/>
-          <w:p>
-            <w:pPr>
-              <w:pStyle w:val="Compact"/>
-            </w:pPr>
-            <w:r>
-              <w:t xml:space="preserve">22 October 2026</w:t>
-            </w:r>
-          </w:p>
-        </w:tc>
-      </w:tr>
-      <w:tr>
-        <w:tc>
-          <w:tcPr/>
-          <w:p>
-            <w:pPr>
-              <w:pStyle w:val="Compact"/>
-            </w:pPr>
-            <w:r>
-              <w:t xml:space="preserve">Author</w:t>
-            </w:r>
-          </w:p>
-        </w:tc>
-        <w:tc>
-          <w:tcPr/>
-          <w:p>
-            <w:pPr>
-              <w:pStyle w:val="Compact"/>
-            </w:pPr>
-            <w:r>
-              <w:t xml:space="preserve">Ali-Debugs</w:t>
-            </w:r>
-          </w:p>
-        </w:tc>
-      </w:tr>
-      <w:tr>
-        <w:tc>
-          <w:tcPr/>
-          <w:p>
-            <w:pPr>
-              <w:pStyle w:val="Compact"/>
-            </w:pPr>
-            <w:r>
-              <w:t xml:space="preserve">Status</w:t>
-            </w:r>
-          </w:p>
-        </w:tc>
-        <w:tc>
-          <w:tcPr/>
-          <w:p>
-            <w:pPr>
-              <w:pStyle w:val="Compact"/>
-            </w:pPr>
-            <w:r>
-              <w:t xml:space="preserve">Issued for review</w:t>
-            </w:r>
-          </w:p>
-        </w:tc>
-      </w:tr>
-      <w:tr>
-        <w:tc>
-          <w:tcPr/>
-          <w:p>
-            <w:pPr>
-              <w:pStyle w:val="Compact"/>
-            </w:pPr>
-            <w:r>
-              <w:t xml:space="preserve">Purpose</w:t>
-            </w:r>
-          </w:p>
-        </w:tc>
-        <w:tc>
-          <w:tcPr/>
-          <w:p>
-            <w:pPr>
-              <w:pStyle w:val="Compact"/>
-            </w:pPr>
-            <w:r>
-              <w:t xml:space="preserve">Tests the pipeline end to end: full load, repeated runs, failure and restart, history, the incremental load with CDC, the data quality gate, the upgrade from the previous release, CI and the deploy to PROD.</w:t>
-            </w:r>
-          </w:p>
-        </w:tc>
-      </w:tr>
-      <w:tr>
-        <w:tc>
-          <w:tcPr/>
-          <w:p>
-            <w:pPr>
-              <w:pStyle w:val="Compact"/>
-            </w:pPr>
-            <w:r>
-              <w:t xml:space="preserve">Related documents</w:t>
-            </w:r>
-          </w:p>
-        </w:tc>
-        <w:tc>
-          <w:tcPr/>
-          <w:p>
-            <w:pPr>
-              <w:pStyle w:val="Compact"/>
-            </w:pPr>
-            <w:r>
-              <w:t xml:space="preserve">05 Development, 06 Unit Test</w:t>
+              <w:keepNext/>
+            </w:pPr>
+            <w:r>
+              <w:t xml:space="preserve">ID</w:t>
+            </w:r>
+          </w:p>
+        </w:tc>
+        <w:tc>
+          <w:tcPr/>
+          <w:p>
+            <w:pPr>
+              <w:pStyle w:val="Compact"/>
+              <w:keepNext/>
+            </w:pPr>
+            <w:r>
+              <w:t xml:space="preserve">Scenario</w:t>
+            </w:r>
+          </w:p>
+        </w:tc>
+        <w:tc>
+          <w:tcPr/>
+          <w:p>
+            <w:pPr>
+              <w:pStyle w:val="Compact"/>
+              <w:keepNext/>
+            </w:pPr>
+            <w:r>
+              <w:t xml:space="preserve">Result</w:t>
+            </w:r>
+          </w:p>
+        </w:tc>
+      </w:tr>
+      <w:tr>
+        <w:tc>
+          <w:tcPr/>
+          <w:p>
+            <w:pPr>
+              <w:pStyle w:val="Compact"/>
+            </w:pPr>
+            <w:r>
+              <w:t xml:space="preserve">IT-01</w:t>
+            </w:r>
+          </w:p>
+        </w:tc>
+        <w:tc>
+          <w:tcPr/>
+          <w:p>
+            <w:pPr>
+              <w:pStyle w:val="Compact"/>
+            </w:pPr>
+            <w:r>
+              <w:t xml:space="preserve">First full load into empty databases</w:t>
+            </w:r>
+          </w:p>
+        </w:tc>
+        <w:tc>
+          <w:tcPr/>
+          <w:p>
+            <w:pPr>
+              <w:pStyle w:val="Compact"/>
+            </w:pPr>
+            <w:r>
+              <w:t xml:space="preserve">Pass</w:t>
+            </w:r>
+          </w:p>
+        </w:tc>
+      </w:tr>
+      <w:tr>
+        <w:tc>
+          <w:tcPr/>
+          <w:p>
+            <w:pPr>
+              <w:pStyle w:val="Compact"/>
+            </w:pPr>
+            <w:r>
+              <w:t xml:space="preserve">IT-02</w:t>
+            </w:r>
+          </w:p>
+        </w:tc>
+        <w:tc>
+          <w:tcPr/>
+          <w:p>
+            <w:pPr>
+              <w:pStyle w:val="Compact"/>
+            </w:pPr>
+            <w:r>
+              <w:t xml:space="preserve">A second full load gives the same result</w:t>
+            </w:r>
+          </w:p>
+        </w:tc>
+        <w:tc>
+          <w:tcPr/>
+          <w:p>
+            <w:pPr>
+              <w:pStyle w:val="Compact"/>
+            </w:pPr>
+            <w:r>
+              <w:t xml:space="preserve">Pass</w:t>
+            </w:r>
+          </w:p>
+        </w:tc>
+      </w:tr>
+      <w:tr>
+        <w:tc>
+          <w:tcPr/>
+          <w:p>
+            <w:pPr>
+              <w:pStyle w:val="Compact"/>
+            </w:pPr>
+            <w:r>
+              <w:t xml:space="preserve">IT-03</w:t>
+            </w:r>
+          </w:p>
+        </w:tc>
+        <w:tc>
+          <w:tcPr/>
+          <w:p>
+            <w:pPr>
+              <w:pStyle w:val="Compact"/>
+            </w:pPr>
+            <w:r>
+              <w:t xml:space="preserve">A failed run is continued</w:t>
+            </w:r>
+          </w:p>
+        </w:tc>
+        <w:tc>
+          <w:tcPr/>
+          <w:p>
+            <w:pPr>
+              <w:pStyle w:val="Compact"/>
+            </w:pPr>
+            <w:r>
+              <w:t xml:space="preserve">Pass</w:t>
+            </w:r>
+          </w:p>
+        </w:tc>
+      </w:tr>
+      <w:tr>
+        <w:tc>
+          <w:tcPr/>
+          <w:p>
+            <w:pPr>
+              <w:pStyle w:val="Compact"/>
+            </w:pPr>
+            <w:r>
+              <w:t xml:space="preserve">IT-04</w:t>
+            </w:r>
+          </w:p>
+        </w:tc>
+        <w:tc>
+          <w:tcPr/>
+          <w:p>
+            <w:pPr>
+              <w:pStyle w:val="Compact"/>
+            </w:pPr>
+            <w:r>
+              <w:t xml:space="preserve">A failed run is given up with --fresh</w:t>
+            </w:r>
+          </w:p>
+        </w:tc>
+        <w:tc>
+          <w:tcPr/>
+          <w:p>
+            <w:pPr>
+              <w:pStyle w:val="Compact"/>
+            </w:pPr>
+            <w:r>
+              <w:t xml:space="preserve">Pass</w:t>
+            </w:r>
+          </w:p>
+        </w:tc>
+      </w:tr>
+      <w:tr>
+        <w:tc>
+          <w:tcPr/>
+          <w:p>
+            <w:pPr>
+              <w:pStyle w:val="Compact"/>
+            </w:pPr>
+            <w:r>
+              <w:t xml:space="preserve">IT-05</w:t>
+            </w:r>
+          </w:p>
+        </w:tc>
+        <w:tc>
+          <w:tcPr/>
+          <w:p>
+            <w:pPr>
+              <w:pStyle w:val="Compact"/>
+            </w:pPr>
+            <w:r>
+              <w:t xml:space="preserve">History: a company, a product and an end customer change</w:t>
+            </w:r>
+          </w:p>
+        </w:tc>
+        <w:tc>
+          <w:tcPr/>
+          <w:p>
+            <w:pPr>
+              <w:pStyle w:val="Compact"/>
+            </w:pPr>
+            <w:r>
+              <w:t xml:space="preserve">Pass</w:t>
+            </w:r>
+          </w:p>
+        </w:tc>
+      </w:tr>
+      <w:tr>
+        <w:tc>
+          <w:tcPr/>
+          <w:p>
+            <w:pPr>
+              <w:pStyle w:val="Compact"/>
+            </w:pPr>
+            <w:r>
+              <w:t xml:space="preserve">IT-06</w:t>
+            </w:r>
+          </w:p>
+        </w:tc>
+        <w:tc>
+          <w:tcPr/>
+          <w:p>
+            <w:pPr>
+              <w:pStyle w:val="Compact"/>
+            </w:pPr>
+            <w:r>
+              <w:t xml:space="preserve">Incremental load: new, edited and deleted orders</w:t>
+            </w:r>
+          </w:p>
+        </w:tc>
+        <w:tc>
+          <w:tcPr/>
+          <w:p>
+            <w:pPr>
+              <w:pStyle w:val="Compact"/>
+            </w:pPr>
+            <w:r>
+              <w:t xml:space="preserve">Pass</w:t>
+            </w:r>
+          </w:p>
+        </w:tc>
+      </w:tr>
+      <w:tr>
+        <w:tc>
+          <w:tcPr/>
+          <w:p>
+            <w:pPr>
+              <w:pStyle w:val="Compact"/>
+            </w:pPr>
+            <w:r>
+              <w:t xml:space="preserve">IT-07</w:t>
+            </w:r>
+          </w:p>
+        </w:tc>
+        <w:tc>
+          <w:tcPr/>
+          <w:p>
+            <w:pPr>
+              <w:pStyle w:val="Compact"/>
+            </w:pPr>
+            <w:r>
+              <w:t xml:space="preserve">Incremental load when nothing changed</w:t>
+            </w:r>
+          </w:p>
+        </w:tc>
+        <w:tc>
+          <w:tcPr/>
+          <w:p>
+            <w:pPr>
+              <w:pStyle w:val="Compact"/>
+            </w:pPr>
+            <w:r>
+              <w:t xml:space="preserve">Pass</w:t>
+            </w:r>
+          </w:p>
+        </w:tc>
+      </w:tr>
+      <w:tr>
+        <w:tc>
+          <w:tcPr/>
+          <w:p>
+            <w:pPr>
+              <w:pStyle w:val="Compact"/>
+            </w:pPr>
+            <w:r>
+              <w:t xml:space="preserve">IT-08</w:t>
+            </w:r>
+          </w:p>
+        </w:tc>
+        <w:tc>
+          <w:tcPr/>
+          <w:p>
+            <w:pPr>
+              <w:pStyle w:val="Compact"/>
+            </w:pPr>
+            <w:r>
+              <w:t xml:space="preserve">A broken source stops the run</w:t>
+            </w:r>
+          </w:p>
+        </w:tc>
+        <w:tc>
+          <w:tcPr/>
+          <w:p>
+            <w:pPr>
+              <w:pStyle w:val="Compact"/>
+            </w:pPr>
+            <w:r>
+              <w:t xml:space="preserve">Pass</w:t>
+            </w:r>
+          </w:p>
+        </w:tc>
+      </w:tr>
+      <w:tr>
+        <w:tc>
+          <w:tcPr/>
+          <w:p>
+            <w:pPr>
+              <w:pStyle w:val="Compact"/>
+            </w:pPr>
+            <w:r>
+              <w:t xml:space="preserve">IT-09</w:t>
+            </w:r>
+          </w:p>
+        </w:tc>
+        <w:tc>
+          <w:tcPr/>
+          <w:p>
+            <w:pPr>
+              <w:pStyle w:val="Compact"/>
+            </w:pPr>
+            <w:r>
+              <w:t xml:space="preserve">Upgrade from the previous release</w:t>
+            </w:r>
+          </w:p>
+        </w:tc>
+        <w:tc>
+          <w:tcPr/>
+          <w:p>
+            <w:pPr>
+              <w:pStyle w:val="Compact"/>
+            </w:pPr>
+            <w:r>
+              <w:t xml:space="preserve">Pass</w:t>
+            </w:r>
+          </w:p>
+        </w:tc>
+      </w:tr>
+      <w:tr>
+        <w:tc>
+          <w:tcPr/>
+          <w:p>
+            <w:pPr>
+              <w:pStyle w:val="Compact"/>
+            </w:pPr>
+            <w:r>
+              <w:t xml:space="preserve">IT-10</w:t>
+            </w:r>
+          </w:p>
+        </w:tc>
+        <w:tc>
+          <w:tcPr/>
+          <w:p>
+            <w:pPr>
+              <w:pStyle w:val="Compact"/>
+            </w:pPr>
+            <w:r>
+              <w:t xml:space="preserve">CI on GitHub</w:t>
+            </w:r>
+          </w:p>
+        </w:tc>
+        <w:tc>
+          <w:tcPr/>
+          <w:p>
+            <w:pPr>
+              <w:pStyle w:val="Compact"/>
+            </w:pPr>
+            <w:r>
+              <w:t xml:space="preserve">Pass</w:t>
+            </w:r>
+          </w:p>
+        </w:tc>
+      </w:tr>
+      <w:tr>
+        <w:tc>
+          <w:tcPr/>
+          <w:p>
+            <w:pPr>
+              <w:pStyle w:val="Compact"/>
+            </w:pPr>
+            <w:r>
+              <w:t xml:space="preserve">IT-11</w:t>
+            </w:r>
+          </w:p>
+        </w:tc>
+        <w:tc>
+          <w:tcPr/>
+          <w:p>
+            <w:pPr>
+              <w:pStyle w:val="Compact"/>
+            </w:pPr>
+            <w:r>
+              <w:t xml:space="preserve">Release to PROD on GitHub</w:t>
+            </w:r>
+          </w:p>
+        </w:tc>
+        <w:tc>
+          <w:tcPr/>
+          <w:p>
+            <w:pPr>
+              <w:pStyle w:val="Compact"/>
+            </w:pPr>
+            <w:r>
+              <w:t xml:space="preserve">Pass</w:t>
+            </w:r>
+          </w:p>
+        </w:tc>
+      </w:tr>
+      <w:tr>
+        <w:tc>
+          <w:tcPr/>
+          <w:p>
+            <w:pPr>
+              <w:pStyle w:val="Compact"/>
+            </w:pPr>
+            <w:r>
+              <w:t xml:space="preserve">IT-12</w:t>
+            </w:r>
+          </w:p>
+        </w:tc>
+        <w:tc>
+          <w:tcPr/>
+          <w:p>
+            <w:pPr>
+              <w:pStyle w:val="Compact"/>
+            </w:pPr>
+            <w:r>
+              <w:t xml:space="preserve">The dashboard matches the report views</w:t>
+            </w:r>
+          </w:p>
+        </w:tc>
+        <w:tc>
+          <w:tcPr/>
+          <w:p>
+            <w:pPr>
+              <w:pStyle w:val="Compact"/>
+            </w:pPr>
+            <w:r>
+              <w:t xml:space="preserve">By hand</w:t>
             </w:r>
           </w:p>
         </w:tc>
       </w:tr>
     </w:tbl>
-    <w:p>
-      <w:r>
-        <w:br w:type="page"/>
-      </w:r>
-    </w:p>
-    <w:p>
-      <w:pPr>
-        <w:pStyle w:val="TOCHeading"/>
-      </w:pPr>
-      <w:r>
-        <w:t>Contents</w:t>
-      </w:r>
-    </w:p>
-    <w:p>
-      <w:r>
-        <w:fldChar w:fldCharType="begin" w:dirty="true"/>
-      </w:r>
-      <w:r>
-        <w:instrText xml:space="preserve"> TOC \o "1-2" \h \z \u </w:instrText>
-      </w:r>
-      <w:r>
-        <w:fldChar w:fldCharType="separate"/>
-      </w:r>
-      <w:r>
-        <w:t>The table of contents fills in when Word asks to update the fields (or right-click here and choose Update Field).</w:t>
-      </w:r>
-      <w:r>
-        <w:fldChar w:fldCharType="end"/>
-      </w:r>
-    </w:p>
-    <w:p>
-      <w:r>
-        <w:br w:type="page"/>
-      </w:r>
-    </w:p>
-    <w:bookmarkStart w:id="9" w:name="summary"/>
+    <w:bookmarkEnd w:id="9"/>
+    <w:bookmarkStart w:id="22" w:name="the-scenarios"/>
     <w:p>
       <w:pPr>
         <w:pStyle w:val="Heading1"/>
       </w:pPr>
       <w:r>
-        <w:t xml:space="preserve">Summary</w:t>
+        <w:rPr>
+          <w:rStyle w:val="SectionNumber"/>
+        </w:rPr>
+        <w:t xml:space="preserve">2</w:t>
+      </w:r>
+      <w:r>
+        <w:tab/>
+      </w:r>
+      <w:r>
+        <w:t xml:space="preserve">The scenarios</w:t>
       </w:r>
     </w:p>
+    <w:bookmarkStart w:id="10" w:name="it-01-first-full-load"/>
     <w:p>
       <w:pPr>
-        <w:pStyle w:val="FirstParagraph"/>
+        <w:pStyle w:val="Heading2"/>
       </w:pPr>
       <w:r>
-        <w:t xml:space="preserve">All 11 executed scenarios passed. A fresh build loads cleanly; a second run gives exactly the same rows; a failed run continues or starts over correctly; history is kept for company, product and end customer; the incremental load catches new, edited and deleted orders; a broken source stops the run at the data quality gate; and a warehouse built by the previous release upgrades to the new code by itself. In GitHub, CI passed on the latest push and the deploy loaded and tested PROD. One manual check, comparing the dashboard with the report views, is left for the reviewer.</w:t>
-      </w:r>
-    </w:p>
-    <w:bookmarkEnd w:id="9"/>
-    <w:bookmarkStart w:id="10" w:name="scope-and-environment"/>
-    <w:p>
-      <w:pPr>
-        <w:pStyle w:val="Heading1"/>
-      </w:pPr>
-      <w:r>
-        <w:t xml:space="preserve">Scope and environment</w:t>
-      </w:r>
-    </w:p>
-    <w:p>
-      <w:pPr>
-        <w:pStyle w:val="FirstParagraph"/>
-      </w:pPr>
-      <w:r>
-        <w:t xml:space="preserve">An integration test runs the whole pipeline, from the sources to the report views, and checks the result across the layers. The scenarios below ran on an isolated source and warehouse built for this test (PostgreSQL 16, seed 42, 22 October 2026), so the DEV and PROD warehouses were not touched. CI and the deploy ran on GitHub Actions.</w:t>
-      </w:r>
-    </w:p>
-    <w:tbl>
-      <w:tblPr>
-        <w:tblStyle w:val="Table"/>
-        <w:tblW w:type="pct" w:w="5000"/>
-        <w:tblLayout w:type="fixed"/>
-        <w:tblLook w:firstRow="1" w:lastRow="0" w:firstColumn="0" w:lastColumn="0" w:noHBand="0" w:noVBand="0" w:val="0020"/>
-      </w:tblPr>
-      <w:tblGrid>
-        <w:gridCol w:w="671"/>
-        <w:gridCol w:w="5101"/>
-        <w:gridCol w:w="2147"/>
-      </w:tblGrid>
-      <w:tr>
-        <w:trPr>
-          <w:tblHeader w:val="on"/>
-        </w:trPr>
-        <w:tc>
-          <w:tcPr/>
-          <w:p>
-            <w:pPr>
-              <w:pStyle w:val="Compact"/>
-            </w:pPr>
-            <w:r>
-              <w:t xml:space="preserve">ID</w:t>
-            </w:r>
-          </w:p>
-        </w:tc>
-        <w:tc>
-          <w:tcPr/>
-          <w:p>
-            <w:pPr>
-              <w:pStyle w:val="Compact"/>
-            </w:pPr>
-            <w:r>
-              <w:t xml:space="preserve">Scenario</w:t>
-            </w:r>
-          </w:p>
-        </w:tc>
-        <w:tc>
-          <w:tcPr/>
-          <w:p>
-            <w:pPr>
-              <w:pStyle w:val="Compact"/>
-            </w:pPr>
-            <w:r>
-              <w:t xml:space="preserve">Result</w:t>
-            </w:r>
-          </w:p>
-        </w:tc>
-      </w:tr>
-      <w:tr>
-        <w:tc>
-          <w:tcPr/>
-          <w:p>
-            <w:pPr>
-              <w:pStyle w:val="Compact"/>
-            </w:pPr>
-            <w:r>
-              <w:t xml:space="preserve">IT-01</w:t>
-            </w:r>
-          </w:p>
-        </w:tc>
-        <w:tc>
-          <w:tcPr/>
-          <w:p>
-            <w:pPr>
-              <w:pStyle w:val="Compact"/>
-            </w:pPr>
-            <w:r>
-              <w:t xml:space="preserve">Fresh full load from empty databases</w:t>
-            </w:r>
-          </w:p>
-        </w:tc>
-        <w:tc>
-          <w:tcPr/>
-          <w:p>
-            <w:pPr>
-              <w:pStyle w:val="Compact"/>
-            </w:pPr>
-            <w:r>
-              <w:t xml:space="preserve">Pass</w:t>
-            </w:r>
-          </w:p>
-        </w:tc>
-      </w:tr>
-      <w:tr>
-        <w:tc>
-          <w:tcPr/>
-          <w:p>
-            <w:pPr>
-              <w:pStyle w:val="Compact"/>
-            </w:pPr>
-            <w:r>
-              <w:t xml:space="preserve">IT-02</w:t>
-            </w:r>
-          </w:p>
-        </w:tc>
-        <w:tc>
-          <w:tcPr/>
-          <w:p>
-            <w:pPr>
-              <w:pStyle w:val="Compact"/>
-            </w:pPr>
-            <w:r>
-              <w:t xml:space="preserve">Second full load gives the same result</w:t>
-            </w:r>
-          </w:p>
-        </w:tc>
-        <w:tc>
-          <w:tcPr/>
-          <w:p>
-            <w:pPr>
-              <w:pStyle w:val="Compact"/>
-            </w:pPr>
-            <w:r>
-              <w:t xml:space="preserve">Pass</w:t>
-            </w:r>
-          </w:p>
-        </w:tc>
-      </w:tr>
-      <w:tr>
-        <w:tc>
-          <w:tcPr/>
-          <w:p>
-            <w:pPr>
-              <w:pStyle w:val="Compact"/>
-            </w:pPr>
-            <w:r>
-              <w:t xml:space="preserve">IT-03</w:t>
-            </w:r>
-          </w:p>
-        </w:tc>
-        <w:tc>
-          <w:tcPr/>
-          <w:p>
-            <w:pPr>
-              <w:pStyle w:val="Compact"/>
-            </w:pPr>
-            <w:r>
-              <w:t xml:space="preserve">A failed run is continued</w:t>
-            </w:r>
-          </w:p>
-        </w:tc>
-        <w:tc>
-          <w:tcPr/>
-          <w:p>
-            <w:pPr>
-              <w:pStyle w:val="Compact"/>
-            </w:pPr>
-            <w:r>
-              <w:t xml:space="preserve">Pass</w:t>
-            </w:r>
-          </w:p>
-        </w:tc>
-      </w:tr>
-      <w:tr>
-        <w:tc>
-          <w:tcPr/>
-          <w:p>
-            <w:pPr>
-              <w:pStyle w:val="Compact"/>
-            </w:pPr>
-            <w:r>
-              <w:t xml:space="preserve">IT-04</w:t>
-            </w:r>
-          </w:p>
-        </w:tc>
-        <w:tc>
-          <w:tcPr/>
-          <w:p>
-            <w:pPr>
-              <w:pStyle w:val="Compact"/>
-            </w:pPr>
-            <w:r>
-              <w:t xml:space="preserve">A failed run is given up with --fresh</w:t>
-            </w:r>
-          </w:p>
-        </w:tc>
-        <w:tc>
-          <w:tcPr/>
-          <w:p>
-            <w:pPr>
-              <w:pStyle w:val="Compact"/>
-            </w:pPr>
-            <w:r>
-              <w:t xml:space="preserve">Pass</w:t>
-            </w:r>
-          </w:p>
-        </w:tc>
-      </w:tr>
-      <w:tr>
-        <w:tc>
-          <w:tcPr/>
-          <w:p>
-            <w:pPr>
-              <w:pStyle w:val="Compact"/>
-            </w:pPr>
-            <w:r>
-              <w:t xml:space="preserve">IT-05</w:t>
-            </w:r>
-          </w:p>
-        </w:tc>
-        <w:tc>
-          <w:tcPr/>
-          <w:p>
-            <w:pPr>
-              <w:pStyle w:val="Compact"/>
-            </w:pPr>
-            <w:r>
-              <w:t xml:space="preserve">History: company, product and end customer change</w:t>
-            </w:r>
-          </w:p>
-        </w:tc>
-        <w:tc>
-          <w:tcPr/>
-          <w:p>
-            <w:pPr>
-              <w:pStyle w:val="Compact"/>
-            </w:pPr>
-            <w:r>
-              <w:t xml:space="preserve">Pass</w:t>
-            </w:r>
-          </w:p>
-        </w:tc>
-      </w:tr>
-      <w:tr>
-        <w:tc>
-          <w:tcPr/>
-          <w:p>
-            <w:pPr>
-              <w:pStyle w:val="Compact"/>
-            </w:pPr>
-            <w:r>
-              <w:t xml:space="preserve">IT-06</w:t>
-            </w:r>
-          </w:p>
-        </w:tc>
-        <w:tc>
-          <w:tcPr/>
-          <w:p>
-            <w:pPr>
-              <w:pStyle w:val="Compact"/>
-            </w:pPr>
-            <w:r>
-              <w:t xml:space="preserve">Incremental load with CDC: new, edited and deleted orders</w:t>
-            </w:r>
-          </w:p>
-        </w:tc>
-        <w:tc>
-          <w:tcPr/>
-          <w:p>
-            <w:pPr>
-              <w:pStyle w:val="Compact"/>
-            </w:pPr>
-            <w:r>
-              <w:t xml:space="preserve">Pass</w:t>
-            </w:r>
-          </w:p>
-        </w:tc>
-      </w:tr>
-      <w:tr>
-        <w:tc>
-          <w:tcPr/>
-          <w:p>
-            <w:pPr>
-              <w:pStyle w:val="Compact"/>
-            </w:pPr>
-            <w:r>
-              <w:t xml:space="preserve">IT-07</w:t>
-            </w:r>
-          </w:p>
-        </w:tc>
-        <w:tc>
-          <w:tcPr/>
-          <w:p>
-            <w:pPr>
-              <w:pStyle w:val="Compact"/>
-            </w:pPr>
-            <w:r>
-              <w:t xml:space="preserve">Incremental load with nothing new</w:t>
-            </w:r>
-          </w:p>
-        </w:tc>
-        <w:tc>
-          <w:tcPr/>
-          <w:p>
-            <w:pPr>
-              <w:pStyle w:val="Compact"/>
-            </w:pPr>
-            <w:r>
-              <w:t xml:space="preserve">Pass</w:t>
-            </w:r>
-          </w:p>
-        </w:tc>
-      </w:tr>
-      <w:tr>
-        <w:tc>
-          <w:tcPr/>
-          <w:p>
-            <w:pPr>
-              <w:pStyle w:val="Compact"/>
-            </w:pPr>
-            <w:r>
-              <w:t xml:space="preserve">IT-08</w:t>
-            </w:r>
-          </w:p>
-        </w:tc>
-        <w:tc>
-          <w:tcPr/>
-          <w:p>
-            <w:pPr>
-              <w:pStyle w:val="Compact"/>
-            </w:pPr>
-            <w:r>
-              <w:t xml:space="preserve">Data quality gate stops a broken source</w:t>
-            </w:r>
-          </w:p>
-        </w:tc>
-        <w:tc>
-          <w:tcPr/>
-          <w:p>
-            <w:pPr>
-              <w:pStyle w:val="Compact"/>
-            </w:pPr>
-            <w:r>
-              <w:t xml:space="preserve">Pass</w:t>
-            </w:r>
-          </w:p>
-        </w:tc>
-      </w:tr>
-      <w:tr>
-        <w:tc>
-          <w:tcPr/>
-          <w:p>
-            <w:pPr>
-              <w:pStyle w:val="Compact"/>
-            </w:pPr>
-            <w:r>
-              <w:t xml:space="preserve">IT-09</w:t>
-            </w:r>
-          </w:p>
-        </w:tc>
-        <w:tc>
-          <w:tcPr/>
-          <w:p>
-            <w:pPr>
-              <w:pStyle w:val="Compact"/>
-            </w:pPr>
-            <w:r>
-              <w:t xml:space="preserve">Upgrade from the previous release</w:t>
-            </w:r>
-          </w:p>
-        </w:tc>
-        <w:tc>
-          <w:tcPr/>
-          <w:p>
-            <w:pPr>
-              <w:pStyle w:val="Compact"/>
-            </w:pPr>
-            <w:r>
-              <w:t xml:space="preserve">Pass</w:t>
-            </w:r>
-          </w:p>
-        </w:tc>
-      </w:tr>
-      <w:tr>
-        <w:tc>
-          <w:tcPr/>
-          <w:p>
-            <w:pPr>
-              <w:pStyle w:val="Compact"/>
-            </w:pPr>
-            <w:r>
-              <w:t xml:space="preserve">IT-10</w:t>
-            </w:r>
-          </w:p>
-        </w:tc>
-        <w:tc>
-          <w:tcPr/>
-          <w:p>
-            <w:pPr>
-              <w:pStyle w:val="Compact"/>
-            </w:pPr>
-            <w:r>
-              <w:t xml:space="preserve">CI on GitHub (latest push)</w:t>
-            </w:r>
-          </w:p>
-        </w:tc>
-        <w:tc>
-          <w:tcPr/>
-          <w:p>
-            <w:pPr>
-              <w:pStyle w:val="Compact"/>
-            </w:pPr>
-            <w:r>
-              <w:t xml:space="preserve">Pass</w:t>
-            </w:r>
-          </w:p>
-        </w:tc>
-      </w:tr>
-      <w:tr>
-        <w:tc>
-          <w:tcPr/>
-          <w:p>
-            <w:pPr>
-              <w:pStyle w:val="Compact"/>
-            </w:pPr>
-            <w:r>
-              <w:t xml:space="preserve">IT-11</w:t>
-            </w:r>
-          </w:p>
-        </w:tc>
-        <w:tc>
-          <w:tcPr/>
-          <w:p>
-            <w:pPr>
-              <w:pStyle w:val="Compact"/>
-            </w:pPr>
-            <w:r>
-              <w:t xml:space="preserve">Deploy to PROD on GitHub (latest merge)</w:t>
-            </w:r>
-          </w:p>
-        </w:tc>
-        <w:tc>
-          <w:tcPr/>
-          <w:p>
-            <w:pPr>
-              <w:pStyle w:val="Compact"/>
-            </w:pPr>
-            <w:r>
-              <w:t xml:space="preserve">Pass</w:t>
-            </w:r>
-          </w:p>
-        </w:tc>
-      </w:tr>
-      <w:tr>
-        <w:tc>
-          <w:tcPr/>
-          <w:p>
-            <w:pPr>
-              <w:pStyle w:val="Compact"/>
-            </w:pPr>
-            <w:r>
-              <w:t xml:space="preserve">IT-12</w:t>
-            </w:r>
-          </w:p>
-        </w:tc>
-        <w:tc>
-          <w:tcPr/>
-          <w:p>
-            <w:pPr>
-              <w:pStyle w:val="Compact"/>
-            </w:pPr>
-            <w:r>
-              <w:t xml:space="preserve">Dashboard matches the report views</w:t>
-            </w:r>
-          </w:p>
-        </w:tc>
-        <w:tc>
-          <w:tcPr/>
-          <w:p>
-            <w:pPr>
-              <w:pStyle w:val="Compact"/>
-            </w:pPr>
-            <w:r>
-              <w:t xml:space="preserve">Manual, to be done by the reviewer</w:t>
-            </w:r>
-          </w:p>
-        </w:tc>
-      </w:tr>
-    </w:tbl>
-    <w:bookmarkEnd w:id="10"/>
-    <w:bookmarkStart w:id="11" w:name="it-01-fresh-full-load"/>
-    <w:p>
-      <w:pPr>
-        <w:pStyle w:val="Heading1"/>
-      </w:pPr>
-      <w:r>
-        <w:t xml:space="preserve">IT-01 Fresh full load</w:t>
+        <w:t xml:space="preserve">IT-01 First full load</w:t>
       </w:r>
     </w:p>
     <w:tbl>
@@ -836,8 +562,8 @@
         <w:tblLook w:firstRow="0" w:lastRow="0" w:firstColumn="0" w:lastColumn="0" w:noHBand="0" w:noVBand="0" w:val="0000"/>
       </w:tblPr>
       <w:tblGrid>
-        <w:gridCol w:w="1056"/>
-        <w:gridCol w:w="6864"/>
+        <w:gridCol w:w="1452"/>
+        <w:gridCol w:w="6468"/>
       </w:tblGrid>
       <w:tr>
         <w:tc>
@@ -847,90 +573,66 @@
               <w:pStyle w:val="Compact"/>
             </w:pPr>
             <w:r>
-              <w:t xml:space="preserve">Steps</w:t>
-            </w:r>
-          </w:p>
-        </w:tc>
-        <w:tc>
-          <w:tcPr/>
-          <w:p>
-            <w:pPr>
-              <w:pStyle w:val="Compact"/>
-            </w:pPr>
-            <w:r>
-              <w:t xml:space="preserve">Create empty databases; seed the source and the log; python run.py; python -m pytest -q</w:t>
-            </w:r>
-          </w:p>
-        </w:tc>
-      </w:tr>
-      <w:tr>
-        <w:tc>
-          <w:tcPr/>
-          <w:p>
-            <w:pPr>
-              <w:pStyle w:val="Compact"/>
-            </w:pPr>
-            <w:r>
-              <w:t xml:space="preserve">Expected</w:t>
-            </w:r>
-          </w:p>
-        </w:tc>
-        <w:tc>
-          <w:tcPr/>
-          <w:p>
-            <w:pPr>
-              <w:pStyle w:val="Compact"/>
-            </w:pPr>
-            <w:r>
-              <w:t xml:space="preserve">Migrations 001-003 applied; 36 steps succeed; 36 checks pass; all tests pass</w:t>
-            </w:r>
-          </w:p>
-        </w:tc>
-      </w:tr>
-      <w:tr>
-        <w:tc>
-          <w:tcPr/>
-          <w:p>
-            <w:pPr>
-              <w:pStyle w:val="Compact"/>
-            </w:pPr>
-            <w:r>
-              <w:t xml:space="preserve">Actual</w:t>
-            </w:r>
-          </w:p>
-        </w:tc>
-        <w:tc>
-          <w:tcPr/>
-          <w:p>
-            <w:pPr>
-              <w:pStyle w:val="Compact"/>
-            </w:pPr>
-            <w:r>
-              <w:t xml:space="preserve">Migrations 001, 002, 003 applied; 'Run 1 finished: 36 steps'; CHECKS 36 passed; 1,228 rows refused; 20 passed</w:t>
-            </w:r>
-          </w:p>
-        </w:tc>
-      </w:tr>
-      <w:tr>
-        <w:tc>
-          <w:tcPr/>
-          <w:p>
-            <w:pPr>
-              <w:pStyle w:val="Compact"/>
-            </w:pPr>
-            <w:r>
-              <w:t xml:space="preserve">Rows</w:t>
-            </w:r>
-          </w:p>
-        </w:tc>
-        <w:tc>
-          <w:tcPr/>
-          <w:p>
-            <w:pPr>
-              <w:pStyle w:val="Compact"/>
-            </w:pPr>
-            <w:r>
-              <w:t xml:space="preserve">raw orders 1,200 -&gt; staging 1,116 + 84 refused; fact_sales 2,567; fact_logins 2,548</w:t>
+              <w:t xml:space="preserve">What we did</w:t>
+            </w:r>
+          </w:p>
+        </w:tc>
+        <w:tc>
+          <w:tcPr/>
+          <w:p>
+            <w:pPr>
+              <w:pStyle w:val="Compact"/>
+            </w:pPr>
+            <w:r>
+              <w:t xml:space="preserve">Created empty databases, made the test data, then ran python run.py and python -m pytest -q</w:t>
+            </w:r>
+          </w:p>
+        </w:tc>
+      </w:tr>
+      <w:tr>
+        <w:tc>
+          <w:tcPr/>
+          <w:p>
+            <w:pPr>
+              <w:pStyle w:val="Compact"/>
+            </w:pPr>
+            <w:r>
+              <w:t xml:space="preserve">What should happen</w:t>
+            </w:r>
+          </w:p>
+        </w:tc>
+        <w:tc>
+          <w:tcPr/>
+          <w:p>
+            <w:pPr>
+              <w:pStyle w:val="Compact"/>
+            </w:pPr>
+            <w:r>
+              <w:t xml:space="preserve">All 3 migrations applied, all 36 steps and all 36 checks pass, all tests pass</w:t>
+            </w:r>
+          </w:p>
+        </w:tc>
+      </w:tr>
+      <w:tr>
+        <w:tc>
+          <w:tcPr/>
+          <w:p>
+            <w:pPr>
+              <w:pStyle w:val="Compact"/>
+            </w:pPr>
+            <w:r>
+              <w:t xml:space="preserve">What happened</w:t>
+            </w:r>
+          </w:p>
+        </w:tc>
+        <w:tc>
+          <w:tcPr/>
+          <w:p>
+            <w:pPr>
+              <w:pStyle w:val="Compact"/>
+            </w:pPr>
+            <w:r>
+              <w:t xml:space="preserve">As expected. 1,228 rows refused. 1,200 orders in raw became 1,116 good orders + 84 refused. fact_sales has 2,567 rows, fact_logins 2,548. 20 tests passed</w:t>
             </w:r>
           </w:p>
         </w:tc>
@@ -960,14 +662,14 @@
         </w:tc>
       </w:tr>
     </w:tbl>
-    <w:bookmarkEnd w:id="11"/>
-    <w:bookmarkStart w:id="12" w:name="it-02-repeated-run"/>
+    <w:bookmarkEnd w:id="10"/>
+    <w:bookmarkStart w:id="11" w:name="it-02-run-it-again"/>
     <w:p>
       <w:pPr>
-        <w:pStyle w:val="Heading1"/>
+        <w:pStyle w:val="Heading2"/>
       </w:pPr>
       <w:r>
-        <w:t xml:space="preserve">IT-02 Repeated run</w:t>
+        <w:t xml:space="preserve">IT-02 Run it again</w:t>
       </w:r>
     </w:p>
     <w:tbl>
@@ -978,8 +680,8 @@
         <w:tblLook w:firstRow="0" w:lastRow="0" w:firstColumn="0" w:lastColumn="0" w:noHBand="0" w:noVBand="0" w:val="0000"/>
       </w:tblPr>
       <w:tblGrid>
-        <w:gridCol w:w="1056"/>
-        <w:gridCol w:w="6864"/>
+        <w:gridCol w:w="1452"/>
+        <w:gridCol w:w="6468"/>
       </w:tblGrid>
       <w:tr>
         <w:tc>
@@ -989,31 +691,31 @@
               <w:pStyle w:val="Compact"/>
             </w:pPr>
             <w:r>
-              <w:t xml:space="preserve">Steps</w:t>
-            </w:r>
-          </w:p>
-        </w:tc>
-        <w:tc>
-          <w:tcPr/>
-          <w:p>
-            <w:pPr>
-              <w:pStyle w:val="Compact"/>
-            </w:pPr>
-            <w:r>
-              <w:t xml:space="preserve">Run python run.py again with no change in the sources</w:t>
-            </w:r>
-          </w:p>
-        </w:tc>
-      </w:tr>
-      <w:tr>
-        <w:tc>
-          <w:tcPr/>
-          <w:p>
-            <w:pPr>
-              <w:pStyle w:val="Compact"/>
-            </w:pPr>
-            <w:r>
-              <w:t xml:space="preserve">Expected</w:t>
+              <w:t xml:space="preserve">What we did</w:t>
+            </w:r>
+          </w:p>
+        </w:tc>
+        <w:tc>
+          <w:tcPr/>
+          <w:p>
+            <w:pPr>
+              <w:pStyle w:val="Compact"/>
+            </w:pPr>
+            <w:r>
+              <w:t xml:space="preserve">Ran python run.py again, without changing the sources</w:t>
+            </w:r>
+          </w:p>
+        </w:tc>
+      </w:tr>
+      <w:tr>
+        <w:tc>
+          <w:tcPr/>
+          <w:p>
+            <w:pPr>
+              <w:pStyle w:val="Compact"/>
+            </w:pPr>
+            <w:r>
+              <w:t xml:space="preserve">What should happen</w:t>
             </w:r>
           </w:p>
         </w:tc>
@@ -1037,18 +739,18 @@
               <w:pStyle w:val="Compact"/>
             </w:pPr>
             <w:r>
-              <w:t xml:space="preserve">Actual</w:t>
-            </w:r>
-          </w:p>
-        </w:tc>
-        <w:tc>
-          <w:tcPr/>
-          <w:p>
-            <w:pPr>
-              <w:pStyle w:val="Compact"/>
-            </w:pPr>
-            <w:r>
-              <w:t xml:space="preserve">Before and after: raw_orders 1,200, stg_orders 1,116, fact_sales 2,567, fact_logins 2,548, rejected 1,228</w:t>
+              <w:t xml:space="preserve">What happened</w:t>
+            </w:r>
+          </w:p>
+        </w:tc>
+        <w:tc>
+          <w:tcPr/>
+          <w:p>
+            <w:pPr>
+              <w:pStyle w:val="Compact"/>
+            </w:pPr>
+            <w:r>
+              <w:t xml:space="preserve">The same before and after: raw orders 1,200, good orders 1,116, fact_sales 2,567, fact_logins 2,548, refused 1,228</w:t>
             </w:r>
           </w:p>
         </w:tc>
@@ -1078,14 +780,14 @@
         </w:tc>
       </w:tr>
     </w:tbl>
-    <w:bookmarkEnd w:id="12"/>
-    <w:bookmarkStart w:id="13" w:name="it-03-failure-and-continue"/>
+    <w:bookmarkEnd w:id="11"/>
+    <w:bookmarkStart w:id="12" w:name="it-03-continue-a-failed-run"/>
     <w:p>
       <w:pPr>
-        <w:pStyle w:val="Heading1"/>
+        <w:pStyle w:val="Heading2"/>
       </w:pPr>
       <w:r>
-        <w:t xml:space="preserve">IT-03 Failure and continue</w:t>
+        <w:t xml:space="preserve">IT-03 Continue a failed run</w:t>
       </w:r>
     </w:p>
     <w:tbl>
@@ -1096,8 +798,8 @@
         <w:tblLook w:firstRow="0" w:lastRow="0" w:firstColumn="0" w:lastColumn="0" w:noHBand="0" w:noVBand="0" w:val="0000"/>
       </w:tblPr>
       <w:tblGrid>
-        <w:gridCol w:w="1056"/>
-        <w:gridCol w:w="6864"/>
+        <w:gridCol w:w="1452"/>
+        <w:gridCol w:w="6468"/>
       </w:tblGrid>
       <w:tr>
         <w:tc>
@@ -1107,66 +809,66 @@
               <w:pStyle w:val="Compact"/>
             </w:pPr>
             <w:r>
-              <w:t xml:space="preserve">Steps</w:t>
-            </w:r>
-          </w:p>
-        </w:tc>
-        <w:tc>
-          <w:tcPr/>
-          <w:p>
-            <w:pPr>
-              <w:pStyle w:val="Compact"/>
-            </w:pPr>
-            <w:r>
-              <w:t xml:space="preserve">python run.py --fail-at fact_sales, then python run.py</w:t>
-            </w:r>
-          </w:p>
-        </w:tc>
-      </w:tr>
-      <w:tr>
-        <w:tc>
-          <w:tcPr/>
-          <w:p>
-            <w:pPr>
-              <w:pStyle w:val="Compact"/>
-            </w:pPr>
-            <w:r>
-              <w:t xml:space="preserve">Expected</w:t>
-            </w:r>
-          </w:p>
-        </w:tc>
-        <w:tc>
-          <w:tcPr/>
-          <w:p>
-            <w:pPr>
-              <w:pStyle w:val="Compact"/>
-            </w:pPr>
-            <w:r>
-              <w:t xml:space="preserve">The run stops at fact_sales and is marked failed; the next run continues the same run and skips the finished steps</w:t>
-            </w:r>
-          </w:p>
-        </w:tc>
-      </w:tr>
-      <w:tr>
-        <w:tc>
-          <w:tcPr/>
-          <w:p>
-            <w:pPr>
-              <w:pStyle w:val="Compact"/>
-            </w:pPr>
-            <w:r>
-              <w:t xml:space="preserve">Actual</w:t>
-            </w:r>
-          </w:p>
-        </w:tc>
-        <w:tc>
-          <w:tcPr/>
-          <w:p>
-            <w:pPr>
-              <w:pStyle w:val="Compact"/>
-            </w:pPr>
-            <w:r>
-              <w:t xml:space="preserve">Run 3 'FAILED at fact_sales: failed on purpose'; etl.step_log shows fact_sales failed; the next start printed 'Run 3 ... continuing, 24 steps already done', raw/staging/dimensions skipped, 'Run 3 finished: 12 steps (24 skipped)'; etl.step_log shows fact_sales failed and then success under run 3</w:t>
+              <w:t xml:space="preserve">What we did</w:t>
+            </w:r>
+          </w:p>
+        </w:tc>
+        <w:tc>
+          <w:tcPr/>
+          <w:p>
+            <w:pPr>
+              <w:pStyle w:val="Compact"/>
+            </w:pPr>
+            <w:r>
+              <w:t xml:space="preserve">Ran python run.py --fail-at fact_sales, then python run.py</w:t>
+            </w:r>
+          </w:p>
+        </w:tc>
+      </w:tr>
+      <w:tr>
+        <w:tc>
+          <w:tcPr/>
+          <w:p>
+            <w:pPr>
+              <w:pStyle w:val="Compact"/>
+            </w:pPr>
+            <w:r>
+              <w:t xml:space="preserve">What should happen</w:t>
+            </w:r>
+          </w:p>
+        </w:tc>
+        <w:tc>
+          <w:tcPr/>
+          <w:p>
+            <w:pPr>
+              <w:pStyle w:val="Compact"/>
+            </w:pPr>
+            <w:r>
+              <w:t xml:space="preserve">The run stops at fact_sales. The next run continues the same run and skips the steps already done</w:t>
+            </w:r>
+          </w:p>
+        </w:tc>
+      </w:tr>
+      <w:tr>
+        <w:tc>
+          <w:tcPr/>
+          <w:p>
+            <w:pPr>
+              <w:pStyle w:val="Compact"/>
+            </w:pPr>
+            <w:r>
+              <w:t xml:space="preserve">What happened</w:t>
+            </w:r>
+          </w:p>
+        </w:tc>
+        <w:tc>
+          <w:tcPr/>
+          <w:p>
+            <w:pPr>
+              <w:pStyle w:val="Compact"/>
+            </w:pPr>
+            <w:r>
+              <w:t xml:space="preserve">Run 3 failed at fact_sales. The next start said 'continuing, 24 steps already done', skipped raw, staging and the dimensions, and finished the other 12 steps</w:t>
             </w:r>
           </w:p>
         </w:tc>
@@ -1196,11 +898,11 @@
         </w:tc>
       </w:tr>
     </w:tbl>
-    <w:bookmarkEnd w:id="13"/>
-    <w:bookmarkStart w:id="14" w:name="it-04-start-over-with---fresh"/>
+    <w:bookmarkEnd w:id="12"/>
+    <w:bookmarkStart w:id="13" w:name="it-04-start-over-with---fresh"/>
     <w:p>
       <w:pPr>
-        <w:pStyle w:val="Heading1"/>
+        <w:pStyle w:val="Heading2"/>
       </w:pPr>
       <w:r>
         <w:t xml:space="preserve">IT-04 Start over with --fresh</w:t>
@@ -1214,8 +916,8 @@
         <w:tblLook w:firstRow="0" w:lastRow="0" w:firstColumn="0" w:lastColumn="0" w:noHBand="0" w:noVBand="0" w:val="0000"/>
       </w:tblPr>
       <w:tblGrid>
-        <w:gridCol w:w="1056"/>
-        <w:gridCol w:w="6864"/>
+        <w:gridCol w:w="1452"/>
+        <w:gridCol w:w="6468"/>
       </w:tblGrid>
       <w:tr>
         <w:tc>
@@ -1225,66 +927,66 @@
               <w:pStyle w:val="Compact"/>
             </w:pPr>
             <w:r>
-              <w:t xml:space="preserve">Steps</w:t>
-            </w:r>
-          </w:p>
-        </w:tc>
-        <w:tc>
-          <w:tcPr/>
-          <w:p>
-            <w:pPr>
-              <w:pStyle w:val="Compact"/>
-            </w:pPr>
-            <w:r>
-              <w:t xml:space="preserve">python run.py --fail-at fact_sales, then python run.py --fresh</w:t>
-            </w:r>
-          </w:p>
-        </w:tc>
-      </w:tr>
-      <w:tr>
-        <w:tc>
-          <w:tcPr/>
-          <w:p>
-            <w:pPr>
-              <w:pStyle w:val="Compact"/>
-            </w:pPr>
-            <w:r>
-              <w:t xml:space="preserve">Expected</w:t>
-            </w:r>
-          </w:p>
-        </w:tc>
-        <w:tc>
-          <w:tcPr/>
-          <w:p>
-            <w:pPr>
-              <w:pStyle w:val="Compact"/>
-            </w:pPr>
-            <w:r>
-              <w:t xml:space="preserve">The failed run is marked abandoned; a new run does all steps</w:t>
-            </w:r>
-          </w:p>
-        </w:tc>
-      </w:tr>
-      <w:tr>
-        <w:tc>
-          <w:tcPr/>
-          <w:p>
-            <w:pPr>
-              <w:pStyle w:val="Compact"/>
-            </w:pPr>
-            <w:r>
-              <w:t xml:space="preserve">Actual</w:t>
-            </w:r>
-          </w:p>
-        </w:tc>
-        <w:tc>
-          <w:tcPr/>
-          <w:p>
-            <w:pPr>
-              <w:pStyle w:val="Compact"/>
-            </w:pPr>
-            <w:r>
-              <w:t xml:space="preserve">Run 4 failed; run 5 'finished: 36 steps'; etl.run_log: 5 success, 4 abandoned, 3 success</w:t>
+              <w:t xml:space="preserve">What we did</w:t>
+            </w:r>
+          </w:p>
+        </w:tc>
+        <w:tc>
+          <w:tcPr/>
+          <w:p>
+            <w:pPr>
+              <w:pStyle w:val="Compact"/>
+            </w:pPr>
+            <w:r>
+              <w:t xml:space="preserve">Ran python run.py --fail-at fact_sales, then python run.py --fresh</w:t>
+            </w:r>
+          </w:p>
+        </w:tc>
+      </w:tr>
+      <w:tr>
+        <w:tc>
+          <w:tcPr/>
+          <w:p>
+            <w:pPr>
+              <w:pStyle w:val="Compact"/>
+            </w:pPr>
+            <w:r>
+              <w:t xml:space="preserve">What should happen</w:t>
+            </w:r>
+          </w:p>
+        </w:tc>
+        <w:tc>
+          <w:tcPr/>
+          <w:p>
+            <w:pPr>
+              <w:pStyle w:val="Compact"/>
+            </w:pPr>
+            <w:r>
+              <w:t xml:space="preserve">The failed run is marked abandoned, and a new run does all the steps</w:t>
+            </w:r>
+          </w:p>
+        </w:tc>
+      </w:tr>
+      <w:tr>
+        <w:tc>
+          <w:tcPr/>
+          <w:p>
+            <w:pPr>
+              <w:pStyle w:val="Compact"/>
+            </w:pPr>
+            <w:r>
+              <w:t xml:space="preserve">What happened</w:t>
+            </w:r>
+          </w:p>
+        </w:tc>
+        <w:tc>
+          <w:tcPr/>
+          <w:p>
+            <w:pPr>
+              <w:pStyle w:val="Compact"/>
+            </w:pPr>
+            <w:r>
+              <w:t xml:space="preserve">Run 4 is marked abandoned. Run 5 did all 36 steps</w:t>
             </w:r>
           </w:p>
         </w:tc>
@@ -1314,14 +1016,14 @@
         </w:tc>
       </w:tr>
     </w:tbl>
-    <w:bookmarkEnd w:id="14"/>
-    <w:bookmarkStart w:id="15" w:name="it-05-history-scd-type-2"/>
+    <w:bookmarkEnd w:id="13"/>
+    <w:bookmarkStart w:id="14" w:name="it-05-history"/>
     <w:p>
       <w:pPr>
-        <w:pStyle w:val="Heading1"/>
+        <w:pStyle w:val="Heading2"/>
       </w:pPr>
       <w:r>
-        <w:t xml:space="preserve">IT-05 History (SCD type 2)</w:t>
+        <w:t xml:space="preserve">IT-05 History</w:t>
       </w:r>
     </w:p>
     <w:tbl>
@@ -1332,8 +1034,8 @@
         <w:tblLook w:firstRow="0" w:lastRow="0" w:firstColumn="0" w:lastColumn="0" w:noHBand="0" w:noVBand="0" w:val="0000"/>
       </w:tblPr>
       <w:tblGrid>
-        <w:gridCol w:w="1056"/>
-        <w:gridCol w:w="6864"/>
+        <w:gridCol w:w="1452"/>
+        <w:gridCol w:w="6468"/>
       </w:tblGrid>
       <w:tr>
         <w:tc>
@@ -1343,66 +1045,66 @@
               <w:pStyle w:val="Compact"/>
             </w:pPr>
             <w:r>
-              <w:t xml:space="preserve">Steps</w:t>
-            </w:r>
-          </w:p>
-        </w:tc>
-        <w:tc>
-          <w:tcPr/>
-          <w:p>
-            <w:pPr>
-              <w:pStyle w:val="Compact"/>
-            </w:pPr>
-            <w:r>
-              <w:t xml:space="preserve">./demo/history.sh: renames company 10 and adds 3 orders for it, raises product 1's price by 10%, renames end customer 1, then runs a full load; then pytest</w:t>
-            </w:r>
-          </w:p>
-        </w:tc>
-      </w:tr>
-      <w:tr>
-        <w:tc>
-          <w:tcPr/>
-          <w:p>
-            <w:pPr>
-              <w:pStyle w:val="Compact"/>
-            </w:pPr>
-            <w:r>
-              <w:t xml:space="preserve">Expected</w:t>
-            </w:r>
-          </w:p>
-        </w:tc>
-        <w:tc>
-          <w:tcPr/>
-          <w:p>
-            <w:pPr>
-              <w:pStyle w:val="Compact"/>
-            </w:pPr>
-            <w:r>
-              <w:t xml:space="preserve">Each has an old version (valid until today) and a new current version (from today); old sales keep the old version</w:t>
-            </w:r>
-          </w:p>
-        </w:tc>
-      </w:tr>
-      <w:tr>
-        <w:tc>
-          <w:tcPr/>
-          <w:p>
-            <w:pPr>
-              <w:pStyle w:val="Compact"/>
-            </w:pPr>
-            <w:r>
-              <w:t xml:space="preserve">Actual</w:t>
-            </w:r>
-          </w:p>
-        </w:tc>
-        <w:tc>
-          <w:tcPr/>
-          <w:p>
-            <w:pPr>
-              <w:pStyle w:val="Compact"/>
-            </w:pPr>
-            <w:r>
-              <w:t xml:space="preserve">Company 10: 'Austral Supplies S.A.' 1900-01-01 to 2026-10-22, 'Austral Supplies Group S.A.' 2026-10-22 to 9999-12-31 (current). Product 1: 24.57 then 27.03. End customer 1: 'Maria Gomez' then 'Maria Gomez Jr.'. Sales: 98 lines (13,919.60) on the old company version, the 3 new lines (566.40) on the new one. 20 passed</w:t>
+              <w:t xml:space="preserve">What we did</w:t>
+            </w:r>
+          </w:p>
+        </w:tc>
+        <w:tc>
+          <w:tcPr/>
+          <w:p>
+            <w:pPr>
+              <w:pStyle w:val="Compact"/>
+            </w:pPr>
+            <w:r>
+              <w:t xml:space="preserve">Ran ./demo/history.sh: it renames company 10 and adds 3 orders for it, raises the price of product 1 by 10%, renames end customer 1, then runs a full load. Then ran the tests</w:t>
+            </w:r>
+          </w:p>
+        </w:tc>
+      </w:tr>
+      <w:tr>
+        <w:tc>
+          <w:tcPr/>
+          <w:p>
+            <w:pPr>
+              <w:pStyle w:val="Compact"/>
+            </w:pPr>
+            <w:r>
+              <w:t xml:space="preserve">What should happen</w:t>
+            </w:r>
+          </w:p>
+        </w:tc>
+        <w:tc>
+          <w:tcPr/>
+          <w:p>
+            <w:pPr>
+              <w:pStyle w:val="Compact"/>
+            </w:pPr>
+            <w:r>
+              <w:t xml:space="preserve">Each of the three has an old version (valid until today) and a new current version (from today). Old sales keep the old version</w:t>
+            </w:r>
+          </w:p>
+        </w:tc>
+      </w:tr>
+      <w:tr>
+        <w:tc>
+          <w:tcPr/>
+          <w:p>
+            <w:pPr>
+              <w:pStyle w:val="Compact"/>
+            </w:pPr>
+            <w:r>
+              <w:t xml:space="preserve">What happened</w:t>
+            </w:r>
+          </w:p>
+        </w:tc>
+        <w:tc>
+          <w:tcPr/>
+          <w:p>
+            <w:pPr>
+              <w:pStyle w:val="Compact"/>
+            </w:pPr>
+            <w:r>
+              <w:t xml:space="preserve">Company 10: 'Austral Supplies S.A.' until 2026-10-22, then 'Austral Supplies Group S.A.'. Product 1: 24.57, then 27.03. End customer 1: 'Maria Gomez', then 'Maria Gomez Jr.'. The 98 old order lines point to the old company version; the 3 new lines point to the new one. 20 tests passed</w:t>
             </w:r>
           </w:p>
         </w:tc>
@@ -1432,14 +1134,14 @@
         </w:tc>
       </w:tr>
     </w:tbl>
-    <w:bookmarkEnd w:id="15"/>
-    <w:bookmarkStart w:id="16" w:name="it-06-incremental-load-with-cdc"/>
+    <w:bookmarkEnd w:id="14"/>
+    <w:bookmarkStart w:id="15" w:name="it-06-incremental-load"/>
     <w:p>
       <w:pPr>
-        <w:pStyle w:val="Heading1"/>
+        <w:pStyle w:val="Heading2"/>
       </w:pPr>
       <w:r>
-        <w:t xml:space="preserve">IT-06 Incremental load with CDC</w:t>
+        <w:t xml:space="preserve">IT-06 Incremental load</w:t>
       </w:r>
     </w:p>
     <w:tbl>
@@ -1450,8 +1152,8 @@
         <w:tblLook w:firstRow="0" w:lastRow="0" w:firstColumn="0" w:lastColumn="0" w:noHBand="0" w:noVBand="0" w:val="0000"/>
       </w:tblPr>
       <w:tblGrid>
-        <w:gridCol w:w="1056"/>
-        <w:gridCol w:w="6864"/>
+        <w:gridCol w:w="1452"/>
+        <w:gridCol w:w="6468"/>
       </w:tblGrid>
       <w:tr>
         <w:tc>
@@ -1461,66 +1163,66 @@
               <w:pStyle w:val="Compact"/>
             </w:pPr>
             <w:r>
-              <w:t xml:space="preserve">Steps</w:t>
-            </w:r>
-          </w:p>
-        </w:tc>
-        <w:tc>
-          <w:tcPr/>
-          <w:p>
-            <w:pPr>
-              <w:pStyle w:val="Compact"/>
-            </w:pPr>
-            <w:r>
-              <w:t xml:space="preserve">./demo/incremental_load.sh: adds 20 new orders and 30 visits; raises the quantity of 3 old orders by 5 and deletes 1 old order; runs python run.py --incremental; then pytest</w:t>
-            </w:r>
-          </w:p>
-        </w:tc>
-      </w:tr>
-      <w:tr>
-        <w:tc>
-          <w:tcPr/>
-          <w:p>
-            <w:pPr>
-              <w:pStyle w:val="Compact"/>
-            </w:pPr>
-            <w:r>
-              <w:t xml:space="preserve">Expected</w:t>
-            </w:r>
-          </w:p>
-        </w:tc>
-        <w:tc>
-          <w:tcPr/>
-          <w:p>
-            <w:pPr>
-              <w:pStyle w:val="Compact"/>
-            </w:pPr>
-            <w:r>
-              <w:t xml:space="preserve">Only the changed orders are read; the edits and the delete reach the warehouse; raw equals the source</w:t>
-            </w:r>
-          </w:p>
-        </w:tc>
-      </w:tr>
-      <w:tr>
-        <w:tc>
-          <w:tcPr/>
-          <w:p>
-            <w:pPr>
-              <w:pStyle w:val="Compact"/>
-            </w:pPr>
-            <w:r>
-              <w:t xml:space="preserve">Actual</w:t>
-            </w:r>
-          </w:p>
-        </w:tc>
-        <w:tc>
-          <w:tcPr/>
-          <w:p>
-            <w:pPr>
-              <w:pStyle w:val="Compact"/>
-            </w:pPr>
-            <w:r>
-              <w:t xml:space="preserve">'raw_orders: 21 changed orders applied', 'raw_order_items: 24 changed orders applied', 'raw_web_logs: 49 new rows'; watermarks moved to change id 4,300. Edited order 584: quantity 14 in the source and in fact_sales. Deleted order 707: 0 rows in raw and in fact_sales. Orders in the marts 1,098 -&gt; 1,116; logins 2,548 -&gt; 2,568. 20 passed, including 'raw is the same as the source'</w:t>
+              <w:t xml:space="preserve">What we did</w:t>
+            </w:r>
+          </w:p>
+        </w:tc>
+        <w:tc>
+          <w:tcPr/>
+          <w:p>
+            <w:pPr>
+              <w:pStyle w:val="Compact"/>
+            </w:pPr>
+            <w:r>
+              <w:t xml:space="preserve">Ran ./demo/incremental_load.sh: it adds 20 new orders and 30 visits, adds 5 to the quantity of 3 old orders and deletes 1 old order, then runs python run.py --incremental. Then ran the tests</w:t>
+            </w:r>
+          </w:p>
+        </w:tc>
+      </w:tr>
+      <w:tr>
+        <w:tc>
+          <w:tcPr/>
+          <w:p>
+            <w:pPr>
+              <w:pStyle w:val="Compact"/>
+            </w:pPr>
+            <w:r>
+              <w:t xml:space="preserve">What should happen</w:t>
+            </w:r>
+          </w:p>
+        </w:tc>
+        <w:tc>
+          <w:tcPr/>
+          <w:p>
+            <w:pPr>
+              <w:pStyle w:val="Compact"/>
+            </w:pPr>
+            <w:r>
+              <w:t xml:space="preserve">Only the changed orders are read. The edits and the delete reach the warehouse. Raw matches the source</w:t>
+            </w:r>
+          </w:p>
+        </w:tc>
+      </w:tr>
+      <w:tr>
+        <w:tc>
+          <w:tcPr/>
+          <w:p>
+            <w:pPr>
+              <w:pStyle w:val="Compact"/>
+            </w:pPr>
+            <w:r>
+              <w:t xml:space="preserve">What happened</w:t>
+            </w:r>
+          </w:p>
+        </w:tc>
+        <w:tc>
+          <w:tcPr/>
+          <w:p>
+            <w:pPr>
+              <w:pStyle w:val="Compact"/>
+            </w:pPr>
+            <w:r>
+              <w:t xml:space="preserve">The orders step applied 21 changed orders, the order lines step the lines of 24 changed orders, and the log step added 49 new lines. Edited order 584 shows quantity 14 in the source and in fact_sales. Deleted order 707 is gone from raw and from fact_sales. 20 tests passed, including 'raw is the same as the source'</w:t>
             </w:r>
           </w:p>
         </w:tc>
@@ -1544,7 +1246,7 @@
               <w:pStyle w:val="Compact"/>
             </w:pPr>
             <w:r>
-              <w:t xml:space="preserve">21 = 20 new orders + 1 deleted; 24 = 20 new + 3 edited + 1 deleted. The marts grew by 18, not 19, because one new order belonged to a refused company and was refused in staging, as designed</w:t>
+              <w:t xml:space="preserve">21 = 20 new + 1 deleted. 24 = 20 new + 3 edited + 1 deleted. The reports grew by 18 orders, not 19 (the 20 new minus the deleted one), because one new order belonged to the refused company 30 and was refused, as it should be</w:t>
             </w:r>
           </w:p>
         </w:tc>
@@ -1574,11 +1276,11 @@
         </w:tc>
       </w:tr>
     </w:tbl>
-    <w:bookmarkEnd w:id="16"/>
-    <w:bookmarkStart w:id="17" w:name="it-07-incremental-load-with-nothing-new"/>
+    <w:bookmarkEnd w:id="15"/>
+    <w:bookmarkStart w:id="16" w:name="it-07-incremental-load-with-nothing-new"/>
     <w:p>
       <w:pPr>
-        <w:pStyle w:val="Heading1"/>
+        <w:pStyle w:val="Heading2"/>
       </w:pPr>
       <w:r>
         <w:t xml:space="preserve">IT-07 Incremental load with nothing new</w:t>
@@ -1592,8 +1294,8 @@
         <w:tblLook w:firstRow="0" w:lastRow="0" w:firstColumn="0" w:lastColumn="0" w:noHBand="0" w:noVBand="0" w:val="0000"/>
       </w:tblPr>
       <w:tblGrid>
-        <w:gridCol w:w="1056"/>
-        <w:gridCol w:w="6864"/>
+        <w:gridCol w:w="1452"/>
+        <w:gridCol w:w="6468"/>
       </w:tblGrid>
       <w:tr>
         <w:tc>
@@ -1603,66 +1305,66 @@
               <w:pStyle w:val="Compact"/>
             </w:pPr>
             <w:r>
-              <w:t xml:space="preserve">Steps</w:t>
-            </w:r>
-          </w:p>
-        </w:tc>
-        <w:tc>
-          <w:tcPr/>
-          <w:p>
-            <w:pPr>
-              <w:pStyle w:val="Compact"/>
-            </w:pPr>
-            <w:r>
-              <w:t xml:space="preserve">python run.py --incremental straight after IT-06</w:t>
-            </w:r>
-          </w:p>
-        </w:tc>
-      </w:tr>
-      <w:tr>
-        <w:tc>
-          <w:tcPr/>
-          <w:p>
-            <w:pPr>
-              <w:pStyle w:val="Compact"/>
-            </w:pPr>
-            <w:r>
-              <w:t xml:space="preserve">Expected</w:t>
-            </w:r>
-          </w:p>
-        </w:tc>
-        <w:tc>
-          <w:tcPr/>
-          <w:p>
-            <w:pPr>
-              <w:pStyle w:val="Compact"/>
-            </w:pPr>
-            <w:r>
-              <w:t xml:space="preserve">Nothing is fetched and nothing is loaded twice</w:t>
-            </w:r>
-          </w:p>
-        </w:tc>
-      </w:tr>
-      <w:tr>
-        <w:tc>
-          <w:tcPr/>
-          <w:p>
-            <w:pPr>
-              <w:pStyle w:val="Compact"/>
-            </w:pPr>
-            <w:r>
-              <w:t xml:space="preserve">Actual</w:t>
-            </w:r>
-          </w:p>
-        </w:tc>
-        <w:tc>
-          <w:tcPr/>
-          <w:p>
-            <w:pPr>
-              <w:pStyle w:val="Compact"/>
-            </w:pPr>
-            <w:r>
-              <w:t xml:space="preserve">'raw_orders: 0 changed orders applied', 'raw_order_items: 0 changed orders applied', 'raw_web_logs: 0 new rows'</w:t>
+              <w:t xml:space="preserve">What we did</w:t>
+            </w:r>
+          </w:p>
+        </w:tc>
+        <w:tc>
+          <w:tcPr/>
+          <w:p>
+            <w:pPr>
+              <w:pStyle w:val="Compact"/>
+            </w:pPr>
+            <w:r>
+              <w:t xml:space="preserve">Ran python run.py --incremental again, straight after IT-06</w:t>
+            </w:r>
+          </w:p>
+        </w:tc>
+      </w:tr>
+      <w:tr>
+        <w:tc>
+          <w:tcPr/>
+          <w:p>
+            <w:pPr>
+              <w:pStyle w:val="Compact"/>
+            </w:pPr>
+            <w:r>
+              <w:t xml:space="preserve">What should happen</w:t>
+            </w:r>
+          </w:p>
+        </w:tc>
+        <w:tc>
+          <w:tcPr/>
+          <w:p>
+            <w:pPr>
+              <w:pStyle w:val="Compact"/>
+            </w:pPr>
+            <w:r>
+              <w:t xml:space="preserve">Nothing is read and nothing is loaded twice</w:t>
+            </w:r>
+          </w:p>
+        </w:tc>
+      </w:tr>
+      <w:tr>
+        <w:tc>
+          <w:tcPr/>
+          <w:p>
+            <w:pPr>
+              <w:pStyle w:val="Compact"/>
+            </w:pPr>
+            <w:r>
+              <w:t xml:space="preserve">What happened</w:t>
+            </w:r>
+          </w:p>
+        </w:tc>
+        <w:tc>
+          <w:tcPr/>
+          <w:p>
+            <w:pPr>
+              <w:pStyle w:val="Compact"/>
+            </w:pPr>
+            <w:r>
+              <w:t xml:space="preserve">0 changed orders, 0 changed order lines, 0 new log lines</w:t>
             </w:r>
           </w:p>
         </w:tc>
@@ -1692,14 +1394,14 @@
         </w:tc>
       </w:tr>
     </w:tbl>
-    <w:bookmarkEnd w:id="17"/>
-    <w:bookmarkStart w:id="18" w:name="it-08-data-quality-gate"/>
+    <w:bookmarkEnd w:id="16"/>
+    <w:bookmarkStart w:id="17" w:name="it-08-a-broken-source-stops-the-run"/>
     <w:p>
       <w:pPr>
-        <w:pStyle w:val="Heading1"/>
+        <w:pStyle w:val="Heading2"/>
       </w:pPr>
       <w:r>
-        <w:t xml:space="preserve">IT-08 Data quality gate</w:t>
+        <w:t xml:space="preserve">IT-08 A broken source stops the run</w:t>
       </w:r>
     </w:p>
     <w:tbl>
@@ -1710,8 +1412,8 @@
         <w:tblLook w:firstRow="0" w:lastRow="0" w:firstColumn="0" w:lastColumn="0" w:noHBand="0" w:noVBand="0" w:val="0000"/>
       </w:tblPr>
       <w:tblGrid>
-        <w:gridCol w:w="1056"/>
-        <w:gridCol w:w="6864"/>
+        <w:gridCol w:w="1452"/>
+        <w:gridCol w:w="6468"/>
       </w:tblGrid>
       <w:tr>
         <w:tc>
@@ -1721,66 +1423,66 @@
               <w:pStyle w:val="Compact"/>
             </w:pPr>
             <w:r>
-              <w:t xml:space="preserve">Steps</w:t>
-            </w:r>
-          </w:p>
-        </w:tc>
-        <w:tc>
-          <w:tcPr/>
-          <w:p>
-            <w:pPr>
-              <w:pStyle w:val="Compact"/>
-            </w:pPr>
-            <w:r>
-              <w:t xml:space="preserve">Break the CUIT of 10 of the 30 companies in the source, then python run.py</w:t>
-            </w:r>
-          </w:p>
-        </w:tc>
-      </w:tr>
-      <w:tr>
-        <w:tc>
-          <w:tcPr/>
-          <w:p>
-            <w:pPr>
-              <w:pStyle w:val="Compact"/>
-            </w:pPr>
-            <w:r>
-              <w:t xml:space="preserve">Expected</w:t>
-            </w:r>
-          </w:p>
-        </w:tc>
-        <w:tc>
-          <w:tcPr/>
-          <w:p>
-            <w:pPr>
-              <w:pStyle w:val="Compact"/>
-            </w:pPr>
-            <w:r>
-              <w:t xml:space="preserve">The refused rows pass 20% and the run stops at the checks, before the marts</w:t>
-            </w:r>
-          </w:p>
-        </w:tc>
-      </w:tr>
-      <w:tr>
-        <w:tc>
-          <w:tcPr/>
-          <w:p>
-            <w:pPr>
-              <w:pStyle w:val="Compact"/>
-            </w:pPr>
-            <w:r>
-              <w:t xml:space="preserve">Actual</w:t>
-            </w:r>
-          </w:p>
-        </w:tc>
-        <w:tc>
-          <w:tcPr/>
-          <w:p>
-            <w:pPr>
-              <w:pStyle w:val="Compact"/>
-            </w:pPr>
-            <w:r>
-              <w:t xml:space="preserve">'FAILED at reject_rate: data quality checks failed: stg_companies: more than 20% of the rows were rejected; ...' for all 8 staging steps (the refused companies take their orders, lines and visits with them); the mart steps did not run</w:t>
+              <w:t xml:space="preserve">What we did</w:t>
+            </w:r>
+          </w:p>
+        </w:tc>
+        <w:tc>
+          <w:tcPr/>
+          <w:p>
+            <w:pPr>
+              <w:pStyle w:val="Compact"/>
+            </w:pPr>
+            <w:r>
+              <w:t xml:space="preserve">Broke the tax number of 10 of the 30 companies in the source, then ran python run.py</w:t>
+            </w:r>
+          </w:p>
+        </w:tc>
+      </w:tr>
+      <w:tr>
+        <w:tc>
+          <w:tcPr/>
+          <w:p>
+            <w:pPr>
+              <w:pStyle w:val="Compact"/>
+            </w:pPr>
+            <w:r>
+              <w:t xml:space="preserve">What should happen</w:t>
+            </w:r>
+          </w:p>
+        </w:tc>
+        <w:tc>
+          <w:tcPr/>
+          <w:p>
+            <w:pPr>
+              <w:pStyle w:val="Compact"/>
+            </w:pPr>
+            <w:r>
+              <w:t xml:space="preserve">More than 20% of the rows are refused, so the run stops at the checks, before the reports</w:t>
+            </w:r>
+          </w:p>
+        </w:tc>
+      </w:tr>
+      <w:tr>
+        <w:tc>
+          <w:tcPr/>
+          <w:p>
+            <w:pPr>
+              <w:pStyle w:val="Compact"/>
+            </w:pPr>
+            <w:r>
+              <w:t xml:space="preserve">What happened</w:t>
+            </w:r>
+          </w:p>
+        </w:tc>
+        <w:tc>
+          <w:tcPr/>
+          <w:p>
+            <w:pPr>
+              <w:pStyle w:val="Compact"/>
+            </w:pPr>
+            <w:r>
+              <w:t xml:space="preserve">The run failed at reject_rate for all 8 staging tables (the refused companies take their orders, lines and visits with them). The report steps did not run</w:t>
             </w:r>
           </w:p>
         </w:tc>
@@ -1810,11 +1512,11 @@
         </w:tc>
       </w:tr>
     </w:tbl>
-    <w:bookmarkEnd w:id="18"/>
-    <w:bookmarkStart w:id="19" w:name="it-09-upgrade-from-the-previous-release"/>
+    <w:bookmarkEnd w:id="17"/>
+    <w:bookmarkStart w:id="18" w:name="it-09-upgrade-from-the-previous-release"/>
     <w:p>
       <w:pPr>
-        <w:pStyle w:val="Heading1"/>
+        <w:pStyle w:val="Heading2"/>
       </w:pPr>
       <w:r>
         <w:t xml:space="preserve">IT-09 Upgrade from the previous release</w:t>
@@ -1828,8 +1530,8 @@
         <w:tblLook w:firstRow="0" w:lastRow="0" w:firstColumn="0" w:lastColumn="0" w:noHBand="0" w:noVBand="0" w:val="0000"/>
       </w:tblPr>
       <w:tblGrid>
-        <w:gridCol w:w="1056"/>
-        <w:gridCol w:w="6864"/>
+        <w:gridCol w:w="1452"/>
+        <w:gridCol w:w="6468"/>
       </w:tblGrid>
       <w:tr>
         <w:tc>
@@ -1839,66 +1541,66 @@
               <w:pStyle w:val="Compact"/>
             </w:pPr>
             <w:r>
-              <w:t xml:space="preserve">Steps</w:t>
-            </w:r>
-          </w:p>
-        </w:tc>
-        <w:tc>
-          <w:tcPr/>
-          <w:p>
-            <w:pPr>
-              <w:pStyle w:val="Compact"/>
-            </w:pPr>
-            <w:r>
-              <w:t xml:space="preserve">On an empty warehouse, load with the previous release (main, commit c0a0ae1, before history for products and CDC); then run the new code with --incremental; then pytest</w:t>
-            </w:r>
-          </w:p>
-        </w:tc>
-      </w:tr>
-      <w:tr>
-        <w:tc>
-          <w:tcPr/>
-          <w:p>
-            <w:pPr>
-              <w:pStyle w:val="Compact"/>
-            </w:pPr>
-            <w:r>
-              <w:t xml:space="preserve">Expected</w:t>
-            </w:r>
-          </w:p>
-        </w:tc>
-        <w:tc>
-          <w:tcPr/>
-          <w:p>
-            <w:pPr>
-              <w:pStyle w:val="Compact"/>
-            </w:pPr>
-            <w:r>
-              <w:t xml:space="preserve">Migration 003 runs once; the old order watermarks are cleared, so the incremental request becomes a full load; all checks and tests pass</w:t>
-            </w:r>
-          </w:p>
-        </w:tc>
-      </w:tr>
-      <w:tr>
-        <w:tc>
-          <w:tcPr/>
-          <w:p>
-            <w:pPr>
-              <w:pStyle w:val="Compact"/>
-            </w:pPr>
-            <w:r>
-              <w:t xml:space="preserve">Actual</w:t>
-            </w:r>
-          </w:p>
-        </w:tc>
-        <w:tc>
-          <w:tcPr/>
-          <w:p>
-            <w:pPr>
-              <w:pStyle w:val="Compact"/>
-            </w:pPr>
-            <w:r>
-              <w:t xml:space="preserve">Previous release: migrations 001-002, 34 checks passed. New code: 'Migration applied: 003_product_and_customer_history.sql', 'no watermarks yet, so this run is a full load', 36 checks passed, 20 passed</w:t>
+              <w:t xml:space="preserve">What we did</w:t>
+            </w:r>
+          </w:p>
+        </w:tc>
+        <w:tc>
+          <w:tcPr/>
+          <w:p>
+            <w:pPr>
+              <w:pStyle w:val="Compact"/>
+            </w:pPr>
+            <w:r>
+              <w:t xml:space="preserve">Loaded an empty warehouse with the previous release (commit c0a0ae1, before history for products and the change table). Then ran the new code with --incremental, then the tests</w:t>
+            </w:r>
+          </w:p>
+        </w:tc>
+      </w:tr>
+      <w:tr>
+        <w:tc>
+          <w:tcPr/>
+          <w:p>
+            <w:pPr>
+              <w:pStyle w:val="Compact"/>
+            </w:pPr>
+            <w:r>
+              <w:t xml:space="preserve">What should happen</w:t>
+            </w:r>
+          </w:p>
+        </w:tc>
+        <w:tc>
+          <w:tcPr/>
+          <w:p>
+            <w:pPr>
+              <w:pStyle w:val="Compact"/>
+            </w:pPr>
+            <w:r>
+              <w:t xml:space="preserve">Migration 003 runs once. The old order watermarks are cleared, so the incremental run becomes a full load. All checks and tests pass</w:t>
+            </w:r>
+          </w:p>
+        </w:tc>
+      </w:tr>
+      <w:tr>
+        <w:tc>
+          <w:tcPr/>
+          <w:p>
+            <w:pPr>
+              <w:pStyle w:val="Compact"/>
+            </w:pPr>
+            <w:r>
+              <w:t xml:space="preserve">What happened</w:t>
+            </w:r>
+          </w:p>
+        </w:tc>
+        <w:tc>
+          <w:tcPr/>
+          <w:p>
+            <w:pPr>
+              <w:pStyle w:val="Compact"/>
+            </w:pPr>
+            <w:r>
+              <w:t xml:space="preserve">'Migration applied: 003_product_and_customer_history.sql', then 'no watermarks yet, so this run is a full load'. 36 checks passed, 20 tests passed</w:t>
             </w:r>
           </w:p>
         </w:tc>
@@ -1928,11 +1630,11 @@
         </w:tc>
       </w:tr>
     </w:tbl>
-    <w:bookmarkEnd w:id="19"/>
-    <w:bookmarkStart w:id="20" w:name="it-10-ci-on-github"/>
+    <w:bookmarkEnd w:id="18"/>
+    <w:bookmarkStart w:id="19" w:name="it-10-ci-on-github"/>
     <w:p>
       <w:pPr>
-        <w:pStyle w:val="Heading1"/>
+        <w:pStyle w:val="Heading2"/>
       </w:pPr>
       <w:r>
         <w:t xml:space="preserve">IT-10 CI on GitHub</w:t>
@@ -1946,8 +1648,8 @@
         <w:tblLook w:firstRow="0" w:lastRow="0" w:firstColumn="0" w:lastColumn="0" w:noHBand="0" w:noVBand="0" w:val="0000"/>
       </w:tblPr>
       <w:tblGrid>
-        <w:gridCol w:w="1056"/>
-        <w:gridCol w:w="6864"/>
+        <w:gridCol w:w="1452"/>
+        <w:gridCol w:w="6468"/>
       </w:tblGrid>
       <w:tr>
         <w:tc>
@@ -1957,66 +1659,66 @@
               <w:pStyle w:val="Compact"/>
             </w:pPr>
             <w:r>
-              <w:t xml:space="preserve">Run</w:t>
-            </w:r>
-          </w:p>
-        </w:tc>
-        <w:tc>
-          <w:tcPr/>
-          <w:p>
-            <w:pPr>
-              <w:pStyle w:val="Compact"/>
-            </w:pPr>
-            <w:r>
-              <w:t xml:space="preserve">CI - test on dev, commit 34cefcd, 22 October 2026 03:08 UTC: https://github.com/Ali-Debugs/b2b-dw-pg/actions/runs/39715238078</w:t>
-            </w:r>
-          </w:p>
-        </w:tc>
-      </w:tr>
-      <w:tr>
-        <w:tc>
-          <w:tcPr/>
-          <w:p>
-            <w:pPr>
-              <w:pStyle w:val="Compact"/>
-            </w:pPr>
-            <w:r>
-              <w:t xml:space="preserve">Steps</w:t>
-            </w:r>
-          </w:p>
-        </w:tc>
-        <w:tc>
-          <w:tcPr/>
-          <w:p>
-            <w:pPr>
-              <w:pStyle w:val="Compact"/>
-            </w:pPr>
-            <w:r>
-              <w:t xml:space="preserve">Create the warehouse databases; generate the data; get the previous release (main); load with the previous release; load the new code on top (the upgrade); run the tests; history demo and tests; CDC demo and tests</w:t>
-            </w:r>
-          </w:p>
-        </w:tc>
-      </w:tr>
-      <w:tr>
-        <w:tc>
-          <w:tcPr/>
-          <w:p>
-            <w:pPr>
-              <w:pStyle w:val="Compact"/>
-            </w:pPr>
-            <w:r>
-              <w:t xml:space="preserve">Actual</w:t>
-            </w:r>
-          </w:p>
-        </w:tc>
-        <w:tc>
-          <w:tcPr/>
-          <w:p>
-            <w:pPr>
-              <w:pStyle w:val="Compact"/>
-            </w:pPr>
-            <w:r>
-              <w:t xml:space="preserve">All steps succeeded</w:t>
+              <w:t xml:space="preserve">What we did</w:t>
+            </w:r>
+          </w:p>
+        </w:tc>
+        <w:tc>
+          <w:tcPr/>
+          <w:p>
+            <w:pPr>
+              <w:pStyle w:val="Compact"/>
+            </w:pPr>
+            <w:r>
+              <w:t xml:space="preserve">Pushed commit 34cefcd to dev. GitHub run: https://github.com/Ali-Debugs/b2b-dw-pg/actions/runs/39715238078</w:t>
+            </w:r>
+          </w:p>
+        </w:tc>
+      </w:tr>
+      <w:tr>
+        <w:tc>
+          <w:tcPr/>
+          <w:p>
+            <w:pPr>
+              <w:pStyle w:val="Compact"/>
+            </w:pPr>
+            <w:r>
+              <w:t xml:space="preserve">What should happen</w:t>
+            </w:r>
+          </w:p>
+        </w:tc>
+        <w:tc>
+          <w:tcPr/>
+          <w:p>
+            <w:pPr>
+              <w:pStyle w:val="Compact"/>
+            </w:pPr>
+            <w:r>
+              <w:t xml:space="preserve">GitHub builds the databases, loads the previous release, upgrades it with the new code, runs the tests, then runs the history and incremental demos with tests after each</w:t>
+            </w:r>
+          </w:p>
+        </w:tc>
+      </w:tr>
+      <w:tr>
+        <w:tc>
+          <w:tcPr/>
+          <w:p>
+            <w:pPr>
+              <w:pStyle w:val="Compact"/>
+            </w:pPr>
+            <w:r>
+              <w:t xml:space="preserve">What happened</w:t>
+            </w:r>
+          </w:p>
+        </w:tc>
+        <w:tc>
+          <w:tcPr/>
+          <w:p>
+            <w:pPr>
+              <w:pStyle w:val="Compact"/>
+            </w:pPr>
+            <w:r>
+              <w:t xml:space="preserve">Every step succeeded</w:t>
             </w:r>
           </w:p>
         </w:tc>
@@ -2046,14 +1748,14 @@
         </w:tc>
       </w:tr>
     </w:tbl>
-    <w:bookmarkEnd w:id="20"/>
-    <w:bookmarkStart w:id="21" w:name="it-11-deploy-to-prod"/>
+    <w:bookmarkEnd w:id="19"/>
+    <w:bookmarkStart w:id="20" w:name="it-11-release-to-prod-on-github"/>
     <w:p>
       <w:pPr>
-        <w:pStyle w:val="Heading1"/>
+        <w:pStyle w:val="Heading2"/>
       </w:pPr>
       <w:r>
-        <w:t xml:space="preserve">IT-11 Deploy to PROD</w:t>
+        <w:t xml:space="preserve">IT-11 Release to PROD on GitHub</w:t>
       </w:r>
     </w:p>
     <w:tbl>
@@ -2064,8 +1766,8 @@
         <w:tblLook w:firstRow="0" w:lastRow="0" w:firstColumn="0" w:lastColumn="0" w:noHBand="0" w:noVBand="0" w:val="0000"/>
       </w:tblPr>
       <w:tblGrid>
-        <w:gridCol w:w="1056"/>
-        <w:gridCol w:w="6864"/>
+        <w:gridCol w:w="1452"/>
+        <w:gridCol w:w="6468"/>
       </w:tblGrid>
       <w:tr>
         <w:tc>
@@ -2075,66 +1777,66 @@
               <w:pStyle w:val="Compact"/>
             </w:pPr>
             <w:r>
-              <w:t xml:space="preserve">Run</w:t>
-            </w:r>
-          </w:p>
-        </w:tc>
-        <w:tc>
-          <w:tcPr/>
-          <w:p>
-            <w:pPr>
-              <w:pStyle w:val="Compact"/>
-            </w:pPr>
-            <w:r>
-              <w:t xml:space="preserve">CD - deploy to prod, merge of pull request #9 (commit 31b929e), 22 October 2026 03:09 UTC: https://github.com/Ali-Debugs/b2b-dw-pg/actions/runs/39715270869</w:t>
-            </w:r>
-          </w:p>
-        </w:tc>
-      </w:tr>
-      <w:tr>
-        <w:tc>
-          <w:tcPr/>
-          <w:p>
-            <w:pPr>
-              <w:pStyle w:val="Compact"/>
-            </w:pPr>
-            <w:r>
-              <w:t xml:space="preserve">Steps</w:t>
-            </w:r>
-          </w:p>
-        </w:tc>
-        <w:tc>
-          <w:tcPr/>
-          <w:p>
-            <w:pPr>
-              <w:pStyle w:val="Compact"/>
-            </w:pPr>
-            <w:r>
-              <w:t xml:space="preserve">Check out main; install the packages; run.py --fresh on PROD; run the tests against PROD</w:t>
-            </w:r>
-          </w:p>
-        </w:tc>
-      </w:tr>
-      <w:tr>
-        <w:tc>
-          <w:tcPr/>
-          <w:p>
-            <w:pPr>
-              <w:pStyle w:val="Compact"/>
-            </w:pPr>
-            <w:r>
-              <w:t xml:space="preserve">Actual</w:t>
-            </w:r>
-          </w:p>
-        </w:tc>
-        <w:tc>
-          <w:tcPr/>
-          <w:p>
-            <w:pPr>
-              <w:pStyle w:val="Compact"/>
-            </w:pPr>
-            <w:r>
-              <w:t xml:space="preserve">All steps succeeded (the tests marked made_up_data_only are skipped on PROD)</w:t>
+              <w:t xml:space="preserve">What we did</w:t>
+            </w:r>
+          </w:p>
+        </w:tc>
+        <w:tc>
+          <w:tcPr/>
+          <w:p>
+            <w:pPr>
+              <w:pStyle w:val="Compact"/>
+            </w:pPr>
+            <w:r>
+              <w:t xml:space="preserve">Merged pull request #9 into main (commit 31b929e). GitHub run: https://github.com/Ali-Debugs/b2b-dw-pg/actions/runs/39715270869</w:t>
+            </w:r>
+          </w:p>
+        </w:tc>
+      </w:tr>
+      <w:tr>
+        <w:tc>
+          <w:tcPr/>
+          <w:p>
+            <w:pPr>
+              <w:pStyle w:val="Compact"/>
+            </w:pPr>
+            <w:r>
+              <w:t xml:space="preserve">What should happen</w:t>
+            </w:r>
+          </w:p>
+        </w:tc>
+        <w:tc>
+          <w:tcPr/>
+          <w:p>
+            <w:pPr>
+              <w:pStyle w:val="Compact"/>
+            </w:pPr>
+            <w:r>
+              <w:t xml:space="preserve">GitHub loads PROD with run.py --fresh and runs the tests on it</w:t>
+            </w:r>
+          </w:p>
+        </w:tc>
+      </w:tr>
+      <w:tr>
+        <w:tc>
+          <w:tcPr/>
+          <w:p>
+            <w:pPr>
+              <w:pStyle w:val="Compact"/>
+            </w:pPr>
+            <w:r>
+              <w:t xml:space="preserve">What happened</w:t>
+            </w:r>
+          </w:p>
+        </w:tc>
+        <w:tc>
+          <w:tcPr/>
+          <w:p>
+            <w:pPr>
+              <w:pStyle w:val="Compact"/>
+            </w:pPr>
+            <w:r>
+              <w:t xml:space="preserve">Every step succeeded. The 5 tests that count on the test data were skipped on PROD, as designed</w:t>
             </w:r>
           </w:p>
         </w:tc>
@@ -2164,14 +1866,14 @@
         </w:tc>
       </w:tr>
     </w:tbl>
-    <w:bookmarkEnd w:id="21"/>
-    <w:bookmarkStart w:id="22" w:name="X497be004022b08ed3599a18dd3692fe29595636"/>
+    <w:bookmarkEnd w:id="20"/>
+    <w:bookmarkStart w:id="21" w:name="Xce972d048411f3757b36b1a3e25ee6ddcc989d3"/>
     <w:p>
       <w:pPr>
-        <w:pStyle w:val="Heading1"/>
+        <w:pStyle w:val="Heading2"/>
       </w:pPr>
       <w:r>
-        <w:t xml:space="preserve">IT-12 Dashboard matches the report views (manual)</w:t>
+        <w:t xml:space="preserve">IT-12 The dashboard matches the report views (by hand)</w:t>
       </w:r>
     </w:p>
     <w:p>
@@ -2179,7 +1881,7 @@
         <w:pStyle w:val="FirstParagraph"/>
       </w:pPr>
       <w:r>
-        <w:t xml:space="preserve">After a fresh rebuild, the dashboard cards should show the values of the report views. Compare each card with these queries; the numbers below are from the fresh build of this test.</w:t>
+        <w:t xml:space="preserve">After a fresh rebuild, each dashboard card should show the same values as its report view. Open each card and compare it with the query:</w:t>
       </w:r>
     </w:p>
     <w:tbl>
@@ -2203,6 +1905,7 @@
           <w:p>
             <w:pPr>
               <w:pStyle w:val="Compact"/>
+              <w:keepNext/>
             </w:pPr>
             <w:r>
               <w:t xml:space="preserve">Card</w:t>
@@ -2214,6 +1917,7 @@
           <w:p>
             <w:pPr>
               <w:pStyle w:val="Compact"/>
+              <w:keepNext/>
             </w:pPr>
             <w:r>
               <w:t xml:space="preserve">Query</w:t>
@@ -2225,9 +1929,10 @@
           <w:p>
             <w:pPr>
               <w:pStyle w:val="Compact"/>
-            </w:pPr>
-            <w:r>
-              <w:t xml:space="preserve">Expected (fresh build)</w:t>
+              <w:keepNext/>
+            </w:pPr>
+            <w:r>
+              <w:t xml:space="preserve">Expected</w:t>
             </w:r>
           </w:p>
         </w:tc>
@@ -2332,7 +2037,7 @@
               <w:pStyle w:val="Compact"/>
             </w:pPr>
             <w:r>
-              <w:t xml:space="preserve">12 months; values depend on the build date</w:t>
+              <w:t xml:space="preserve">12 months; the amounts depend on the build date</w:t>
             </w:r>
           </w:p>
         </w:tc>
@@ -2343,28 +2048,11 @@
         <w:pStyle w:val="BodyText"/>
       </w:pPr>
       <w:r>
-        <w:t xml:space="preserve">The monthly figures move with the build date, because the data is dated relative to the day of the build; the counts do not.</w:t>
+        <w:t xml:space="preserve">The monthly amounts change with the build date, because the test data is dated from the day of the build. The counts do not change.</w:t>
       </w:r>
     </w:p>
+    <w:bookmarkEnd w:id="21"/>
     <w:bookmarkEnd w:id="22"/>
-    <w:bookmarkStart w:id="23" w:name="defects"/>
-    <w:p>
-      <w:pPr>
-        <w:pStyle w:val="Heading1"/>
-      </w:pPr>
-      <w:r>
-        <w:t xml:space="preserve">Defects</w:t>
-      </w:r>
-    </w:p>
-    <w:p>
-      <w:pPr>
-        <w:pStyle w:val="FirstParagraph"/>
-      </w:pPr>
-      <w:r>
-        <w:t xml:space="preserve">None open from these scenarios.</w:t>
-      </w:r>
-    </w:p>
-    <w:bookmarkEnd w:id="23"/>
     <w:sectPr>
       <w:footerReference w:type="default" r:id="rIdFooter1"/>
       <w:pgSz w:w="11906" w:h="16838"/>
@@ -2387,84 +2075,84 @@
     <w:r>
       <w:rPr>
         <w:sz w:val="16"/>
-        <w:color w:val="6B7785"/>
+        <w:color w:val="808080"/>
       </w:rPr>
       <w:t xml:space="preserve">B2B Data Warehouse   |   Page </w:t>
     </w:r>
     <w:r>
       <w:rPr>
         <w:sz w:val="16"/>
-        <w:color w:val="6B7785"/>
+        <w:color w:val="808080"/>
       </w:rPr>
       <w:fldChar w:fldCharType="begin"/>
     </w:r>
     <w:r>
       <w:rPr>
         <w:sz w:val="16"/>
-        <w:color w:val="6B7785"/>
+        <w:color w:val="808080"/>
       </w:rPr>
       <w:instrText xml:space="preserve"> PAGE </w:instrText>
     </w:r>
     <w:r>
       <w:rPr>
         <w:sz w:val="16"/>
-        <w:color w:val="6B7785"/>
+        <w:color w:val="808080"/>
       </w:rPr>
       <w:fldChar w:fldCharType="separate"/>
     </w:r>
     <w:r>
       <w:rPr>
         <w:sz w:val="16"/>
-        <w:color w:val="6B7785"/>
+        <w:color w:val="808080"/>
       </w:rPr>
       <w:t>1</w:t>
     </w:r>
     <w:r>
       <w:rPr>
         <w:sz w:val="16"/>
-        <w:color w:val="6B7785"/>
+        <w:color w:val="808080"/>
       </w:rPr>
       <w:fldChar w:fldCharType="end"/>
     </w:r>
     <w:r>
       <w:rPr>
         <w:sz w:val="16"/>
-        <w:color w:val="6B7785"/>
+        <w:color w:val="808080"/>
       </w:rPr>
       <w:t xml:space="preserve"> of </w:t>
     </w:r>
     <w:r>
       <w:rPr>
         <w:sz w:val="16"/>
-        <w:color w:val="6B7785"/>
+        <w:color w:val="808080"/>
       </w:rPr>
       <w:fldChar w:fldCharType="begin"/>
     </w:r>
     <w:r>
       <w:rPr>
         <w:sz w:val="16"/>
-        <w:color w:val="6B7785"/>
+        <w:color w:val="808080"/>
       </w:rPr>
       <w:instrText xml:space="preserve"> NUMPAGES </w:instrText>
     </w:r>
     <w:r>
       <w:rPr>
         <w:sz w:val="16"/>
-        <w:color w:val="6B7785"/>
+        <w:color w:val="808080"/>
       </w:rPr>
       <w:fldChar w:fldCharType="separate"/>
     </w:r>
     <w:r>
       <w:rPr>
         <w:sz w:val="16"/>
-        <w:color w:val="6B7785"/>
+        <w:color w:val="808080"/>
       </w:rPr>
       <w:t>1</w:t>
     </w:r>
     <w:r>
       <w:rPr>
         <w:sz w:val="16"/>
-        <w:color w:val="6B7785"/>
+        <w:color w:val="808080"/>
       </w:rPr>
       <w:fldChar w:fldCharType="end"/>
     </w:r>
@@ -2629,15 +2317,15 @@
     <w:qFormat/>
     <w:rsid w:val="00A10FD9"/>
     <w:pPr>
-      <w:spacing w:after="120" w:before="1800"/>
+      <w:spacing w:after="200" w:before="0"/>
       <w:jc w:val="left"/>
     </w:pPr>
     <w:rPr>
       <w:rFonts w:ascii="Calibri" w:cs="Calibri" w:eastAsia="Calibri" w:hAnsi="Calibri"/>
       <w:b/>
-      <w:color w:val="1F4E79"/>
-      <w:sz w:val="48"/>
-      <w:szCs w:val="48"/>
+      <w:color w:val="000000"/>
+      <w:sz w:val="40"/>
+      <w:szCs w:val="40"/>
     </w:rPr>
   </w:style>
   <w:style w:customStyle="1" w:styleId="TitleChar" w:type="character">
@@ -2666,7 +2354,7 @@
     </w:pPr>
     <w:rPr>
       <w:rFonts w:ascii="Calibri" w:cs="Calibri" w:eastAsia="Calibri" w:hAnsi="Calibri"/>
-      <w:color w:val="44546A"/>
+      <w:color w:val="595959"/>
       <w:sz w:val="28"/>
       <w:szCs w:val="28"/>
     </w:rPr>
@@ -2696,7 +2384,7 @@
     </w:pPr>
     <w:rPr>
       <w:rFonts w:ascii="Calibri" w:cs="Calibri" w:eastAsia="Calibri" w:hAnsi="Calibri"/>
-      <w:color w:val="44546A"/>
+      <w:color w:val="595959"/>
       <w:sz w:val="22"/>
       <w:szCs w:val="22"/>
     </w:rPr>
@@ -2712,7 +2400,7 @@
     </w:pPr>
     <w:rPr>
       <w:rFonts w:ascii="Calibri" w:cs="Calibri" w:eastAsia="Calibri" w:hAnsi="Calibri"/>
-      <w:color w:val="44546A"/>
+      <w:color w:val="595959"/>
       <w:sz w:val="22"/>
       <w:szCs w:val="22"/>
     </w:rPr>
@@ -2775,7 +2463,7 @@
       <w:rFonts w:ascii="Calibri" w:cs="Calibri" w:eastAsia="Calibri" w:hAnsi="Calibri"/>
       <w:b/>
       <w:bCs/>
-      <w:color w:val="1F4E79"/>
+      <w:color w:val="000000"/>
       <w:sz w:val="32"/>
       <w:szCs w:val="32"/>
     </w:rPr>
@@ -2800,7 +2488,7 @@
       <w:rFonts w:ascii="Calibri" w:cs="Calibri" w:eastAsia="Calibri" w:hAnsi="Calibri"/>
       <w:b/>
       <w:bCs/>
-      <w:color w:val="1F4E79"/>
+      <w:color w:val="000000"/>
       <w:sz w:val="26"/>
       <w:szCs w:val="26"/>
     </w:rPr>
@@ -2825,7 +2513,7 @@
       <w:rFonts w:ascii="Calibri" w:cs="Calibri" w:eastAsia="Calibri" w:hAnsi="Calibri"/>
       <w:b/>
       <w:bCs/>
-      <w:color w:val="1F4E79"/>
+      <w:color w:val="000000"/>
       <w:sz w:val="22"/>
       <w:szCs w:val="22"/>
     </w:rPr>
@@ -2850,7 +2538,7 @@
       <w:rFonts w:cstheme="majorBidi" w:eastAsiaTheme="majorEastAsia"/>
       <w:i/>
       <w:iCs/>
-      <w:color w:themeColor="accent1" w:themeShade="BF" w:val="0F4761"/>
+      <w:color w:val="000000"/>
     </w:rPr>
   </w:style>
   <w:style w:styleId="Heading5" w:type="paragraph">
@@ -2871,7 +2559,7 @@
     </w:pPr>
     <w:rPr>
       <w:rFonts w:cstheme="majorBidi" w:eastAsiaTheme="majorEastAsia"/>
-      <w:color w:themeColor="accent1" w:themeShade="BF" w:val="0F4761"/>
+      <w:color w:val="000000"/>
     </w:rPr>
   </w:style>
   <w:style w:styleId="Heading6" w:type="paragraph">
@@ -2970,7 +2658,7 @@
     <w:rsid w:val="00A10FD9"/>
     <w:rPr>
       <w:rFonts w:asciiTheme="majorHAnsi" w:cstheme="majorBidi" w:eastAsiaTheme="majorEastAsia" w:hAnsiTheme="majorHAnsi"/>
-      <w:color w:themeColor="accent1" w:themeShade="BF" w:val="0F4761"/>
+      <w:color w:val="000000"/>
       <w:sz w:val="40"/>
       <w:szCs w:val="40"/>
     </w:rPr>
@@ -2984,7 +2672,7 @@
     <w:rsid w:val="00A10FD9"/>
     <w:rPr>
       <w:rFonts w:asciiTheme="majorHAnsi" w:cstheme="majorBidi" w:eastAsiaTheme="majorEastAsia" w:hAnsiTheme="majorHAnsi"/>
-      <w:color w:themeColor="accent1" w:themeShade="BF" w:val="0F4761"/>
+      <w:color w:val="000000"/>
       <w:sz w:val="32"/>
       <w:szCs w:val="32"/>
     </w:rPr>
@@ -2998,7 +2686,7 @@
     <w:rsid w:val="00A10FD9"/>
     <w:rPr>
       <w:rFonts w:cstheme="majorBidi" w:eastAsiaTheme="majorEastAsia"/>
-      <w:color w:themeColor="accent1" w:themeShade="BF" w:val="0F4761"/>
+      <w:color w:val="000000"/>
       <w:sz w:val="28"/>
       <w:szCs w:val="28"/>
     </w:rPr>
@@ -3014,7 +2702,7 @@
       <w:rFonts w:cstheme="majorBidi" w:eastAsiaTheme="majorEastAsia"/>
       <w:i/>
       <w:iCs/>
-      <w:color w:themeColor="accent1" w:themeShade="BF" w:val="0F4761"/>
+      <w:color w:val="000000"/>
     </w:rPr>
   </w:style>
   <w:style w:customStyle="1" w:styleId="Heading5Char" w:type="character">
@@ -3026,7 +2714,7 @@
     <w:rsid w:val="00A10FD9"/>
     <w:rPr>
       <w:rFonts w:cstheme="majorBidi" w:eastAsiaTheme="majorEastAsia"/>
-      <w:color w:themeColor="accent1" w:themeShade="BF" w:val="0F4761"/>
+      <w:color w:val="000000"/>
     </w:rPr>
   </w:style>
   <w:style w:customStyle="1" w:styleId="Heading6Char" w:type="character">
@@ -3132,12 +2820,12 @@
     <w:tblPr>
       <w:tblInd w:type="dxa" w:w="0"/>
       <w:tblBorders>
-        <w:top w:color="AEB9C5" w:space="0" w:sz="4" w:val="single"/>
-        <w:left w:color="AEB9C5" w:space="0" w:sz="4" w:val="single"/>
-        <w:bottom w:color="AEB9C5" w:space="0" w:sz="4" w:val="single"/>
-        <w:right w:color="AEB9C5" w:space="0" w:sz="4" w:val="single"/>
-        <w:insideH w:color="D3DAE2" w:space="0" w:sz="4" w:val="single"/>
-        <w:insideV w:color="D3DAE2" w:space="0" w:sz="4" w:val="single"/>
+        <w:top w:color="8C8C8C" w:space="0" w:sz="4" w:val="single"/>
+        <w:left w:color="8C8C8C" w:space="0" w:sz="4" w:val="single"/>
+        <w:bottom w:color="8C8C8C" w:space="0" w:sz="4" w:val="single"/>
+        <w:right w:color="8C8C8C" w:space="0" w:sz="4" w:val="single"/>
+        <w:insideH w:color="BFBFBF" w:space="0" w:sz="4" w:val="single"/>
+        <w:insideV w:color="BFBFBF" w:space="0" w:sz="4" w:val="single"/>
       </w:tblBorders>
       <w:tblCellMar>
         <w:top w:type="dxa" w:w="45"/>
@@ -3150,10 +2838,10 @@
       <w:rPr>
         <w:b/>
         <w:bCs/>
-        <w:color w:val="1F2D3D"/>
+        <w:color w:val="262626"/>
       </w:rPr>
       <w:tcPr>
-        <w:shd w:color="auto" w:fill="DCE6F0" w:val="clear"/>
+        <w:shd w:color="auto" w:fill="EDEDED" w:val="clear"/>
       </w:tcPr>
     </w:tblStylePr>
   </w:style>
@@ -3216,7 +2904,7 @@
     <w:name w:val="Verbatim Char"/>
     <w:rPr>
       <w:rFonts w:ascii="Consolas" w:cs="Consolas" w:hAnsi="Consolas"/>
-      <w:color w:val="243B53"/>
+      <w:color w:val="262626"/>
       <w:sz w:val="19"/>
     </w:rPr>
   </w:style>
@@ -3235,7 +2923,7 @@
     <w:name w:val="Hyperlink"/>
     <w:basedOn w:val="BodyTextChar"/>
     <w:rPr>
-      <w:color w:themeColor="accent1" w:val="4F81BD"/>
+      <w:color w:val="000000"/>
     </w:rPr>
   </w:style>
   <w:style w:styleId="TOCHeading" w:type="paragraph">
@@ -3252,7 +2940,7 @@
     <w:rPr>
       <w:rFonts w:ascii="Calibri" w:cs="Calibri" w:eastAsia="Calibri" w:hAnsi="Calibri"/>
       <w:b/>
-      <w:color w:val="1F4E79"/>
+      <w:color w:val="000000"/>
       <w:sz w:val="32"/>
       <w:szCs w:val="32"/>
     </w:rPr>
@@ -3505,34 +3193,34 @@
         <a:sysClr val="window" lastClr="FFFFFF"/>
       </a:lt1>
       <a:dk2>
-        <a:srgbClr val="0E2841"/>
+        <a:srgbClr val="262626"/>
       </a:dk2>
       <a:lt2>
-        <a:srgbClr val="E8E8E8"/>
+        <a:srgbClr val="F2F2F2"/>
       </a:lt2>
       <a:accent1>
-        <a:srgbClr val="156082"/>
+        <a:srgbClr val="404040"/>
       </a:accent1>
       <a:accent2>
-        <a:srgbClr val="E97132"/>
+        <a:srgbClr val="595959"/>
       </a:accent2>
       <a:accent3>
-        <a:srgbClr val="196B24"/>
+        <a:srgbClr val="737373"/>
       </a:accent3>
       <a:accent4>
-        <a:srgbClr val="0F9ED5"/>
+        <a:srgbClr val="8C8C8C"/>
       </a:accent4>
       <a:accent5>
-        <a:srgbClr val="A02B93"/>
+        <a:srgbClr val="A6A6A6"/>
       </a:accent5>
       <a:accent6>
-        <a:srgbClr val="4EA72E"/>
+        <a:srgbClr val="BFBFBF"/>
       </a:accent6>
       <a:hlink>
-        <a:srgbClr val="467886"/>
+        <a:srgbClr val="000000"/>
       </a:hlink>
       <a:folHlink>
-        <a:srgbClr val="96607D"/>
+        <a:srgbClr val="404040"/>
       </a:folHlink>
     </a:clrScheme>
     <a:fontScheme name="Office">

--- a/docs/07_Integration_Test.docx
+++ b/docs/07_Integration_Test.docx
@@ -608,7 +608,7 @@
               <w:pStyle w:val="Compact"/>
             </w:pPr>
             <w:r>
-              <w:t xml:space="preserve">All 3 migrations applied, all 36 steps and all 36 checks pass, all tests pass</w:t>
+              <w:t xml:space="preserve">All 4 migrations applied, all 36 steps and all 36 checks pass, all tests pass</w:t>
             </w:r>
           </w:p>
         </w:tc>
@@ -632,7 +632,7 @@
               <w:pStyle w:val="Compact"/>
             </w:pPr>
             <w:r>
-              <w:t xml:space="preserve">As expected. 1,228 rows refused. 1,200 orders in raw became 1,116 good orders + 84 refused. fact_sales has 2,567 rows, fact_logins 2,548. 20 tests passed</w:t>
+              <w:t xml:space="preserve">As expected: migrations 001 to 004 applied. 1,228 rows refused. 1,200 orders in raw became 1,116 good orders + 84 refused. fact_sales has 2,567 rows, fact_logins 2,548. 20 tests passed</w:t>
             </w:r>
           </w:p>
         </w:tc>
@@ -1552,7 +1552,7 @@
               <w:pStyle w:val="Compact"/>
             </w:pPr>
             <w:r>
-              <w:t xml:space="preserve">Loaded an empty warehouse with the previous release (commit c0a0ae1, before history for products and the change table). Then ran the new code with --incremental, then the tests</w:t>
+              <w:t xml:space="preserve">Built a warehouse with the previous release, then ran the new code on top of it, then the tests. Done twice: from commit c0a0ae1 (before history for products and the change table), and from main at commit 31b929e (before the fact_logins key, in CI run 39740239039)</w:t>
             </w:r>
           </w:p>
         </w:tc>
@@ -1576,7 +1576,7 @@
               <w:pStyle w:val="Compact"/>
             </w:pPr>
             <w:r>
-              <w:t xml:space="preserve">Migration 003 runs once. The old order watermarks are cleared, so the incremental run becomes a full load. All checks and tests pass</w:t>
+              <w:t xml:space="preserve">Each new migration runs once and the warehouse moves to the new shape by itself. All checks and tests pass</w:t>
             </w:r>
           </w:p>
         </w:tc>
@@ -1600,7 +1600,7 @@
               <w:pStyle w:val="Compact"/>
             </w:pPr>
             <w:r>
-              <w:t xml:space="preserve">'Migration applied: 003_product_and_customer_history.sql', then 'no watermarks yet, so this run is a full load'. 36 checks passed, 20 tests passed</w:t>
+              <w:t xml:space="preserve">From c0a0ae1: 'Migration applied: 003_product_and_customer_history.sql', then 'no watermarks yet, so this run is a full load'. From 31b929e: the old code applied 001 to 003, then the new code applied 'Migration applied: 004_fact_logins_key.sql'. Both times 36 checks passed and 20 tests passed</w:t>
             </w:r>
           </w:p>
         </w:tc>
@@ -1670,7 +1670,7 @@
               <w:pStyle w:val="Compact"/>
             </w:pPr>
             <w:r>
-              <w:t xml:space="preserve">Pushed commit 34cefcd to dev. GitHub run: https://github.com/Ali-Debugs/b2b-dw-pg/actions/runs/39715238078</w:t>
+              <w:t xml:space="preserve">Pushed commit 286cef0 (the fact_logins key) to dev. GitHub run: https://github.com/Ali-Debugs/b2b-dw-pg/actions/runs/39740239039</w:t>
             </w:r>
           </w:p>
         </w:tc>
@@ -1718,7 +1718,7 @@
               <w:pStyle w:val="Compact"/>
             </w:pPr>
             <w:r>
-              <w:t xml:space="preserve">Every step succeeded</w:t>
+              <w:t xml:space="preserve">Every step succeeded: the upgrade applied migration 004, 36 checks passed, and the tests passed after each load (20 passed, three times)</w:t>
             </w:r>
           </w:p>
         </w:tc>
@@ -1788,7 +1788,7 @@
               <w:pStyle w:val="Compact"/>
             </w:pPr>
             <w:r>
-              <w:t xml:space="preserve">Merged pull request #9 into main (commit 31b929e). GitHub run: https://github.com/Ali-Debugs/b2b-dw-pg/actions/runs/39715270869</w:t>
+              <w:t xml:space="preserve">Merged pull request #9 into main (commit 31b929e), the latest release. GitHub run: https://github.com/Ali-Debugs/b2b-dw-pg/actions/runs/39715270869</w:t>
             </w:r>
           </w:p>
         </w:tc>

--- a/docs/07_Integration_Test.docx
+++ b/docs/07_Integration_Test.docx
@@ -1788,7 +1788,7 @@
               <w:pStyle w:val="Compact"/>
             </w:pPr>
             <w:r>
-              <w:t xml:space="preserve">Merged pull request #9 into main (commit 31b929e), the latest release. GitHub run: https://github.com/Ali-Debugs/b2b-dw-pg/actions/runs/39715270869</w:t>
+              <w:t xml:space="preserve">Merged pull request #9 into main (commit 31b929e), the release that brought migration 004. GitHub run: https://github.com/Ali-Debugs/b2b-dw-pg/actions/runs/39715270869</w:t>
             </w:r>
           </w:p>
         </w:tc>
